--- a/lessons/3-4/downloads/reveal/3.4-session-2-practice-form-b.docx
+++ b/lessons/3-4/downloads/reveal/3.4-session-2-practice-form-b.docx
@@ -15,7 +15,7 @@
         <w:rPr>
           <w:rFonts w:ascii="Avenir Next" w:hAnsi="Avenir Next" w:cs="Avenir Next" w:eastAsia="Avenir Next"/>
           <w:color w:val="1A1A1A"/>
-          <w:sz w:val="20"/>
+          <w:sz w:val="22"/>
           <w:szCs w:val="20"/>
         </w:rPr>
         <w:t xml:space="preserve">Name</w:t>
@@ -33,7 +33,7 @@
         <w:rPr>
           <w:rFonts w:ascii="Avenir Next" w:hAnsi="Avenir Next" w:cs="Avenir Next" w:eastAsia="Avenir Next"/>
           <w:color w:val="1A1A1A"/>
-          <w:sz w:val="20"/>
+          <w:sz w:val="22"/>
           <w:szCs w:val="20"/>
         </w:rPr>
         <w:t xml:space="preserve">   Date</w:t>
@@ -51,7 +51,7 @@
         <w:rPr>
           <w:rFonts w:ascii="Avenir Next" w:hAnsi="Avenir Next" w:cs="Avenir Next" w:eastAsia="Avenir Next"/>
           <w:color w:val="1A1A1A"/>
-          <w:sz w:val="20"/>
+          <w:sz w:val="22"/>
           <w:szCs w:val="20"/>
         </w:rPr>
         <w:t xml:space="preserve">   Period</w:t>
@@ -78,7 +78,7 @@
           <w:caps/>
           <w:color w:val="003A70"/>
           <w:spacing w:val="12"/>
-          <w:sz w:val="19"/>
+          <w:sz w:val="22"/>
           <w:szCs w:val="19"/>
         </w:rPr>
         <w:t xml:space="preserve">Lesson 3-4  ·  Session 2  ·  Practice  ·  Form B</w:t>
@@ -86,6 +86,7 @@
     </w:p>
     <w:p>
       <w:pPr>
+        <w:pStyle w:val="Heading1"/>
         <w:keepNext/>
         <w:spacing w:before="0" w:after="10" w:line="240" w:lineRule="auto"/>
       </w:pPr>
@@ -111,7 +112,7 @@
         <w:rPr>
           <w:rFonts w:ascii="Avenir Next" w:hAnsi="Avenir Next" w:cs="Avenir Next" w:eastAsia="Avenir Next"/>
           <w:color w:val="5A5F66"/>
-          <w:sz w:val="17"/>
+          <w:sz w:val="22"/>
           <w:szCs w:val="17"/>
         </w:rPr>
         <w:t xml:space="preserve">Learning target — I can explain what a point on a ratio graph means in the situation it describes.</w:t>
@@ -128,7 +129,7 @@
     </w:p>
     <w:p>
       <w:pPr>
-        <w:spacing w:before="0" w:after="0" w:line="60" w:lineRule="auto"/>
+        <w:spacing w:before="0" w:after="0" w:line="50" w:lineRule="exact"/>
       </w:pPr>
     </w:p>
     <w:tbl>
@@ -167,6 +168,7 @@
           </w:tcPr>
           <w:p>
             <w:pPr>
+              <w:pStyle w:val="Heading2"/>
               <w:spacing w:before="0" w:after="40" w:line="264" w:lineRule="auto"/>
             </w:pPr>
             <w:r>
@@ -194,27 +196,27 @@
                 <w:rFonts w:ascii="Avenir Next" w:hAnsi="Avenir Next" w:cs="Avenir Next" w:eastAsia="Avenir Next"/>
                 <w:b/>
                 <w:color w:val="003A70"/>
+                <w:sz w:val="22"/>
+                <w:szCs w:val="18"/>
+              </w:rPr>
+              <w:t xml:space="preserve">•</w:t>
+            </w:r>
+            <w:r>
+              <w:rPr>
+                <w:rFonts w:ascii="Avenir Next" w:hAnsi="Avenir Next" w:cs="Avenir Next" w:eastAsia="Avenir Next"/>
+                <w:color w:val="1A1A1A"/>
                 <w:sz w:val="18"/>
                 <w:szCs w:val="18"/>
               </w:rPr>
-              <w:t xml:space="preserve">•</w:t>
-            </w:r>
-            <w:r>
-              <w:rPr>
-                <w:rFonts w:ascii="Avenir Next" w:hAnsi="Avenir Next" w:cs="Avenir Next" w:eastAsia="Avenir Next"/>
-                <w:color w:val="1A1A1A"/>
-                <w:sz w:val="18"/>
+              <w:tab/>
+            </w:r>
+            <w:r>
+              <w:rPr>
+                <w:rFonts w:ascii="Avenir Next" w:hAnsi="Avenir Next" w:cs="Avenir Next" w:eastAsia="Avenir Next"/>
+                <w:color w:val="1A1A1A"/>
+                <w:sz w:val="22"/>
                 <w:szCs w:val="18"/>
               </w:rPr>
-              <w:tab/>
-            </w:r>
-            <w:r>
-              <w:rPr>
-                <w:rFonts w:ascii="Avenir Next" w:hAnsi="Avenir Next" w:cs="Avenir Next" w:eastAsia="Avenir Next"/>
-                <w:color w:val="1A1A1A"/>
-                <w:sz w:val="18"/>
-                <w:szCs w:val="18"/>
-              </w:rPr>
               <w:t xml:space="preserve">A point (x, y) says x of one thing goes with y of another. </w:t>
             </w:r>
             <w:r>
@@ -222,7 +224,7 @@
                 <w:rFonts w:ascii="Avenir Next" w:hAnsi="Avenir Next" w:cs="Avenir Next" w:eastAsia="Avenir Next"/>
                 <w:b/>
                 <w:color w:val="1A1A1A"/>
-                <w:sz w:val="18"/>
+                <w:sz w:val="22"/>
                 <w:szCs w:val="18"/>
               </w:rPr>
               <w:t xml:space="preserve">Read the axis labels.</w:t>
@@ -241,44 +243,44 @@
                 <w:rFonts w:ascii="Avenir Next" w:hAnsi="Avenir Next" w:cs="Avenir Next" w:eastAsia="Avenir Next"/>
                 <w:b/>
                 <w:color w:val="003A70"/>
+                <w:sz w:val="22"/>
+                <w:szCs w:val="18"/>
+              </w:rPr>
+              <w:t xml:space="preserve">•</w:t>
+            </w:r>
+            <w:r>
+              <w:rPr>
+                <w:rFonts w:ascii="Avenir Next" w:hAnsi="Avenir Next" w:cs="Avenir Next" w:eastAsia="Avenir Next"/>
+                <w:color w:val="1A1A1A"/>
                 <w:sz w:val="18"/>
                 <w:szCs w:val="18"/>
               </w:rPr>
-              <w:t xml:space="preserve">•</w:t>
-            </w:r>
-            <w:r>
-              <w:rPr>
-                <w:rFonts w:ascii="Avenir Next" w:hAnsi="Avenir Next" w:cs="Avenir Next" w:eastAsia="Avenir Next"/>
-                <w:color w:val="1A1A1A"/>
-                <w:sz w:val="18"/>
+              <w:tab/>
+            </w:r>
+            <w:r>
+              <w:rPr>
+                <w:rFonts w:ascii="Avenir Next" w:hAnsi="Avenir Next" w:cs="Avenir Next" w:eastAsia="Avenir Next"/>
+                <w:color w:val="1A1A1A"/>
+                <w:sz w:val="22"/>
                 <w:szCs w:val="18"/>
               </w:rPr>
-              <w:tab/>
-            </w:r>
-            <w:r>
-              <w:rPr>
-                <w:rFonts w:ascii="Avenir Next" w:hAnsi="Avenir Next" w:cs="Avenir Next" w:eastAsia="Avenir Next"/>
-                <w:color w:val="1A1A1A"/>
-                <w:sz w:val="18"/>
+              <w:t xml:space="preserve">The </w:t>
+            </w:r>
+            <w:r>
+              <w:rPr>
+                <w:rFonts w:ascii="Avenir Next" w:hAnsi="Avenir Next" w:cs="Avenir Next" w:eastAsia="Avenir Next"/>
+                <w:b/>
+                <w:color w:val="1A1A1A"/>
+                <w:sz w:val="22"/>
                 <w:szCs w:val="18"/>
               </w:rPr>
-              <w:t xml:space="preserve">The </w:t>
-            </w:r>
-            <w:r>
-              <w:rPr>
-                <w:rFonts w:ascii="Avenir Next" w:hAnsi="Avenir Next" w:cs="Avenir Next" w:eastAsia="Avenir Next"/>
-                <w:b/>
-                <w:color w:val="1A1A1A"/>
-                <w:sz w:val="18"/>
-                <w:szCs w:val="18"/>
-              </w:rPr>
               <w:t xml:space="preserve">unit rate point</w:t>
             </w:r>
             <w:r>
               <w:rPr>
                 <w:rFonts w:ascii="Avenir Next" w:hAnsi="Avenir Next" w:cs="Avenir Next" w:eastAsia="Avenir Next"/>
                 <w:color w:val="1A1A1A"/>
-                <w:sz w:val="18"/>
+                <w:sz w:val="22"/>
                 <w:szCs w:val="18"/>
               </w:rPr>
               <w:t xml:space="preserve"> is (1, r). If x is not 1, divide: for (3, 15), 15 ÷ 3 = 5, so (1, 5).</w:t>
@@ -297,25 +299,25 @@
                 <w:rFonts w:ascii="Avenir Next" w:hAnsi="Avenir Next" w:cs="Avenir Next" w:eastAsia="Avenir Next"/>
                 <w:b/>
                 <w:color w:val="003A70"/>
+                <w:sz w:val="22"/>
+                <w:szCs w:val="18"/>
+              </w:rPr>
+              <w:t xml:space="preserve">•</w:t>
+            </w:r>
+            <w:r>
+              <w:rPr>
+                <w:rFonts w:ascii="Avenir Next" w:hAnsi="Avenir Next" w:cs="Avenir Next" w:eastAsia="Avenir Next"/>
+                <w:color w:val="1A1A1A"/>
                 <w:sz w:val="18"/>
                 <w:szCs w:val="18"/>
               </w:rPr>
-              <w:t xml:space="preserve">•</w:t>
-            </w:r>
-            <w:r>
-              <w:rPr>
-                <w:rFonts w:ascii="Avenir Next" w:hAnsi="Avenir Next" w:cs="Avenir Next" w:eastAsia="Avenir Next"/>
-                <w:color w:val="1A1A1A"/>
-                <w:sz w:val="18"/>
-                <w:szCs w:val="18"/>
-              </w:rPr>
               <w:tab/>
             </w:r>
             <w:r>
               <w:rPr>
                 <w:rFonts w:ascii="Avenir Next" w:hAnsi="Avenir Next" w:cs="Avenir Next" w:eastAsia="Avenir Next"/>
                 <w:color w:val="1A1A1A"/>
-                <w:sz w:val="18"/>
+                <w:sz w:val="22"/>
                 <w:szCs w:val="18"/>
               </w:rPr>
               <w:t xml:space="preserve">To find x from y, divide y by the unit rate: rate 5, y = 30, so x = 6.</w:t>
@@ -330,6 +332,7 @@
           </w:tcPr>
           <w:p>
             <w:pPr>
+              <w:pStyle w:val="Heading2"/>
               <w:spacing w:before="0" w:after="40" w:line="264" w:lineRule="auto"/>
             </w:pPr>
             <w:r>
@@ -352,7 +355,7 @@
               <w:rPr>
                 <w:rFonts w:ascii="Avenir Next" w:hAnsi="Avenir Next" w:cs="Avenir Next" w:eastAsia="Avenir Next"/>
                 <w:color w:val="1A1A1A"/>
-                <w:sz w:val="17"/>
+                <w:sz w:val="22"/>
                 <w:szCs w:val="17"/>
               </w:rPr>
               <w:t xml:space="preserve">x = pounds of apples, y = cost in dollars. The line passes through (4, 12). Find the cost of 6 pounds.</w:t>
@@ -371,25 +374,25 @@
                 <w:rFonts w:ascii="Avenir Next" w:hAnsi="Avenir Next" w:cs="Avenir Next" w:eastAsia="Avenir Next"/>
                 <w:b/>
                 <w:color w:val="003A70"/>
+                <w:sz w:val="22"/>
+                <w:szCs w:val="17"/>
+              </w:rPr>
+              <w:t xml:space="preserve">Step 1</w:t>
+            </w:r>
+            <w:r>
+              <w:rPr>
+                <w:rFonts w:ascii="Avenir Next" w:hAnsi="Avenir Next" w:cs="Avenir Next" w:eastAsia="Avenir Next"/>
+                <w:color w:val="1A1A1A"/>
                 <w:sz w:val="17"/>
                 <w:szCs w:val="17"/>
               </w:rPr>
-              <w:t xml:space="preserve">Step 1</w:t>
-            </w:r>
-            <w:r>
-              <w:rPr>
-                <w:rFonts w:ascii="Avenir Next" w:hAnsi="Avenir Next" w:cs="Avenir Next" w:eastAsia="Avenir Next"/>
-                <w:color w:val="1A1A1A"/>
-                <w:sz w:val="17"/>
-                <w:szCs w:val="17"/>
-              </w:rPr>
               <w:tab/>
             </w:r>
             <w:r>
               <w:rPr>
                 <w:rFonts w:ascii="Avenir Next" w:hAnsi="Avenir Next" w:cs="Avenir Next" w:eastAsia="Avenir Next"/>
                 <w:color w:val="1A1A1A"/>
-                <w:sz w:val="17"/>
+                <w:sz w:val="22"/>
                 <w:szCs w:val="17"/>
               </w:rPr>
               <w:t xml:space="preserve">Read it: 4 pounds cost $12.</w:t>
@@ -408,25 +411,25 @@
                 <w:rFonts w:ascii="Avenir Next" w:hAnsi="Avenir Next" w:cs="Avenir Next" w:eastAsia="Avenir Next"/>
                 <w:b/>
                 <w:color w:val="003A70"/>
+                <w:sz w:val="22"/>
+                <w:szCs w:val="17"/>
+              </w:rPr>
+              <w:t xml:space="preserve">Step 2</w:t>
+            </w:r>
+            <w:r>
+              <w:rPr>
+                <w:rFonts w:ascii="Avenir Next" w:hAnsi="Avenir Next" w:cs="Avenir Next" w:eastAsia="Avenir Next"/>
+                <w:color w:val="1A1A1A"/>
                 <w:sz w:val="17"/>
                 <w:szCs w:val="17"/>
               </w:rPr>
-              <w:t xml:space="preserve">Step 2</w:t>
-            </w:r>
-            <w:r>
-              <w:rPr>
-                <w:rFonts w:ascii="Avenir Next" w:hAnsi="Avenir Next" w:cs="Avenir Next" w:eastAsia="Avenir Next"/>
-                <w:color w:val="1A1A1A"/>
-                <w:sz w:val="17"/>
-                <w:szCs w:val="17"/>
-              </w:rPr>
               <w:tab/>
             </w:r>
             <w:r>
               <w:rPr>
                 <w:rFonts w:ascii="Avenir Next" w:hAnsi="Avenir Next" w:cs="Avenir Next" w:eastAsia="Avenir Next"/>
                 <w:color w:val="1A1A1A"/>
-                <w:sz w:val="17"/>
+                <w:sz w:val="22"/>
                 <w:szCs w:val="17"/>
               </w:rPr>
               <w:t xml:space="preserve">Divide: 12 ÷ 4 = 3, so the unit rate point is (1, 3).</w:t>
@@ -445,25 +448,25 @@
                 <w:rFonts w:ascii="Avenir Next" w:hAnsi="Avenir Next" w:cs="Avenir Next" w:eastAsia="Avenir Next"/>
                 <w:b/>
                 <w:color w:val="003A70"/>
+                <w:sz w:val="22"/>
+                <w:szCs w:val="17"/>
+              </w:rPr>
+              <w:t xml:space="preserve">Step 3</w:t>
+            </w:r>
+            <w:r>
+              <w:rPr>
+                <w:rFonts w:ascii="Avenir Next" w:hAnsi="Avenir Next" w:cs="Avenir Next" w:eastAsia="Avenir Next"/>
+                <w:color w:val="1A1A1A"/>
                 <w:sz w:val="17"/>
                 <w:szCs w:val="17"/>
               </w:rPr>
-              <w:t xml:space="preserve">Step 3</w:t>
-            </w:r>
-            <w:r>
-              <w:rPr>
-                <w:rFonts w:ascii="Avenir Next" w:hAnsi="Avenir Next" w:cs="Avenir Next" w:eastAsia="Avenir Next"/>
-                <w:color w:val="1A1A1A"/>
-                <w:sz w:val="17"/>
-                <w:szCs w:val="17"/>
-              </w:rPr>
               <w:tab/>
             </w:r>
             <w:r>
               <w:rPr>
                 <w:rFonts w:ascii="Avenir Next" w:hAnsi="Avenir Next" w:cs="Avenir Next" w:eastAsia="Avenir Next"/>
                 <w:color w:val="1A1A1A"/>
-                <w:sz w:val="17"/>
+                <w:sz w:val="22"/>
                 <w:szCs w:val="17"/>
               </w:rPr>
               <w:t xml:space="preserve">Multiply: 6 × 3 = 18, so (6, 18).</w:t>
@@ -482,18 +485,18 @@
                 <w:rFonts w:ascii="Avenir Next" w:hAnsi="Avenir Next" w:cs="Avenir Next" w:eastAsia="Avenir Next"/>
                 <w:b/>
                 <w:color w:val="1A1A1A"/>
+                <w:sz w:val="22"/>
+                <w:szCs w:val="17"/>
+              </w:rPr>
+              <w:t xml:space="preserve">Answer</w:t>
+            </w:r>
+            <w:r>
+              <w:rPr>
+                <w:rFonts w:ascii="Avenir Next" w:hAnsi="Avenir Next" w:cs="Avenir Next" w:eastAsia="Avenir Next"/>
+                <w:color w:val="1A1A1A"/>
                 <w:sz w:val="17"/>
                 <w:szCs w:val="17"/>
               </w:rPr>
-              <w:t xml:space="preserve">Answer</w:t>
-            </w:r>
-            <w:r>
-              <w:rPr>
-                <w:rFonts w:ascii="Avenir Next" w:hAnsi="Avenir Next" w:cs="Avenir Next" w:eastAsia="Avenir Next"/>
-                <w:color w:val="1A1A1A"/>
-                <w:sz w:val="17"/>
-                <w:szCs w:val="17"/>
-              </w:rPr>
               <w:tab/>
             </w:r>
             <w:r>
@@ -501,7 +504,7 @@
                 <w:rFonts w:ascii="Avenir Next" w:hAnsi="Avenir Next" w:cs="Avenir Next" w:eastAsia="Avenir Next"/>
                 <w:b/>
                 <w:color w:val="1A1A1A"/>
-                <w:sz w:val="17"/>
+                <w:sz w:val="22"/>
                 <w:szCs w:val="17"/>
               </w:rPr>
               <w:t xml:space="preserve">$3 per pound; 6 pounds cost $18</w:t>
@@ -530,7 +533,7 @@
           <w:rFonts w:ascii="Avenir Next" w:hAnsi="Avenir Next" w:cs="Avenir Next" w:eastAsia="Avenir Next"/>
           <w:b/>
           <w:color w:val="1A1A1A"/>
-          <w:sz w:val="17"/>
+          <w:sz w:val="22"/>
           <w:szCs w:val="17"/>
         </w:rPr>
         <w:t xml:space="preserve">unit rate point</w:t>
@@ -540,7 +543,7 @@
           <w:rFonts w:ascii="Avenir Next" w:hAnsi="Avenir Next" w:cs="Avenir Next" w:eastAsia="Avenir Next"/>
           <w:i/>
           <w:color w:val="5A5F66"/>
-          <w:sz w:val="17"/>
+          <w:sz w:val="22"/>
           <w:szCs w:val="17"/>
         </w:rPr>
         <w:t xml:space="preserve"> (punto de tasa unitaria)</w:t>
@@ -549,7 +552,7 @@
         <w:rPr>
           <w:rFonts w:ascii="Avenir Next" w:hAnsi="Avenir Next" w:cs="Avenir Next" w:eastAsia="Avenir Next"/>
           <w:color w:val="5A5F66"/>
-          <w:sz w:val="17"/>
+          <w:sz w:val="22"/>
           <w:szCs w:val="17"/>
         </w:rPr>
         <w:t xml:space="preserve">   ·   </w:t>
@@ -559,7 +562,7 @@
           <w:rFonts w:ascii="Avenir Next" w:hAnsi="Avenir Next" w:cs="Avenir Next" w:eastAsia="Avenir Next"/>
           <w:b/>
           <w:color w:val="1A1A1A"/>
-          <w:sz w:val="17"/>
+          <w:sz w:val="22"/>
           <w:szCs w:val="17"/>
         </w:rPr>
         <w:t xml:space="preserve">interpret</w:t>
@@ -569,7 +572,7 @@
           <w:rFonts w:ascii="Avenir Next" w:hAnsi="Avenir Next" w:cs="Avenir Next" w:eastAsia="Avenir Next"/>
           <w:i/>
           <w:color w:val="5A5F66"/>
-          <w:sz w:val="17"/>
+          <w:sz w:val="22"/>
           <w:szCs w:val="17"/>
         </w:rPr>
         <w:t xml:space="preserve"> (interpretar)</w:t>
@@ -578,7 +581,7 @@
         <w:rPr>
           <w:rFonts w:ascii="Avenir Next" w:hAnsi="Avenir Next" w:cs="Avenir Next" w:eastAsia="Avenir Next"/>
           <w:color w:val="5A5F66"/>
-          <w:sz w:val="17"/>
+          <w:sz w:val="22"/>
           <w:szCs w:val="17"/>
         </w:rPr>
         <w:t xml:space="preserve">   ·   </w:t>
@@ -588,7 +591,7 @@
           <w:rFonts w:ascii="Avenir Next" w:hAnsi="Avenir Next" w:cs="Avenir Next" w:eastAsia="Avenir Next"/>
           <w:b/>
           <w:color w:val="1A1A1A"/>
-          <w:sz w:val="17"/>
+          <w:sz w:val="22"/>
           <w:szCs w:val="17"/>
         </w:rPr>
         <w:t xml:space="preserve">coordinates</w:t>
@@ -598,7 +601,7 @@
           <w:rFonts w:ascii="Avenir Next" w:hAnsi="Avenir Next" w:cs="Avenir Next" w:eastAsia="Avenir Next"/>
           <w:i/>
           <w:color w:val="5A5F66"/>
-          <w:sz w:val="17"/>
+          <w:sz w:val="22"/>
           <w:szCs w:val="17"/>
         </w:rPr>
         <w:t xml:space="preserve"> (coordenadas)</w:t>
@@ -606,6 +609,7 @@
     </w:p>
     <w:p>
       <w:pPr>
+        <w:pStyle w:val="Heading2"/>
         <w:keepNext/>
         <w:pBdr>
           <w:bottom w:val="single" w:sz="8" w:space="3" w:color="003A70"/>
@@ -621,7 +625,7 @@
           <w:b/>
           <w:color w:val="003A70"/>
           <w:spacing w:val="14"/>
-          <w:sz w:val="19"/>
+          <w:sz w:val="22"/>
           <w:szCs w:val="19"/>
         </w:rPr>
         <w:t xml:space="preserve">PRACTICE</w:t>
@@ -640,7 +644,7 @@
           <w:rFonts w:ascii="Avenir Next" w:hAnsi="Avenir Next" w:cs="Avenir Next" w:eastAsia="Avenir Next"/>
           <w:i/>
           <w:color w:val="5A5F66"/>
-          <w:sz w:val="17"/>
+          <w:sz w:val="22"/>
           <w:szCs w:val="17"/>
         </w:rPr>
         <w:t xml:space="preserve">show your work · label units</w:t>
@@ -648,7 +652,7 @@
     </w:p>
     <w:p>
       <w:pPr>
-        <w:spacing w:before="0" w:after="0" w:line="20" w:lineRule="exact"/>
+        <w:spacing w:before="0" w:after="0" w:line="50" w:lineRule="exact"/>
       </w:pPr>
     </w:p>
     <w:tbl>
@@ -698,25 +702,25 @@
                 <w:rFonts w:ascii="Avenir Next" w:hAnsi="Avenir Next" w:cs="Avenir Next" w:eastAsia="Avenir Next"/>
                 <w:b/>
                 <w:color w:val="1A1A1A"/>
+                <w:sz w:val="22"/>
+                <w:szCs w:val="20"/>
+              </w:rPr>
+              <w:t xml:space="preserve">1.</w:t>
+            </w:r>
+            <w:r>
+              <w:rPr>
+                <w:rFonts w:ascii="Avenir Next" w:hAnsi="Avenir Next" w:cs="Avenir Next" w:eastAsia="Avenir Next"/>
+                <w:color w:val="1A1A1A"/>
                 <w:sz w:val="20"/>
                 <w:szCs w:val="20"/>
               </w:rPr>
-              <w:t xml:space="preserve">1.</w:t>
-            </w:r>
-            <w:r>
-              <w:rPr>
-                <w:rFonts w:ascii="Avenir Next" w:hAnsi="Avenir Next" w:cs="Avenir Next" w:eastAsia="Avenir Next"/>
-                <w:color w:val="1A1A1A"/>
-                <w:sz w:val="20"/>
-                <w:szCs w:val="20"/>
-              </w:rPr>
               <w:tab/>
             </w:r>
             <w:r>
               <w:rPr>
                 <w:rFonts w:ascii="Avenir Next" w:hAnsi="Avenir Next" w:cs="Avenir Next" w:eastAsia="Avenir Next"/>
                 <w:color w:val="1A1A1A"/>
-                <w:sz w:val="20"/>
+                <w:sz w:val="22"/>
                 <w:szCs w:val="20"/>
               </w:rPr>
               <w:t xml:space="preserve">Find the unit rate point (1, r) for a line through each point.</w:t>
@@ -771,7 +775,7 @@
                       <w:rFonts w:ascii="Avenir Next" w:hAnsi="Avenir Next" w:cs="Avenir Next" w:eastAsia="Avenir Next"/>
                       <w:b/>
                       <w:color w:val="003A70"/>
-                      <w:sz w:val="20"/>
+                      <w:sz w:val="22"/>
                       <w:szCs w:val="20"/>
                     </w:rPr>
                     <w:t xml:space="preserve">a.</w:t>
@@ -789,7 +793,7 @@
                     <w:rPr>
                       <w:rFonts w:ascii="Avenir Next" w:hAnsi="Avenir Next" w:cs="Avenir Next" w:eastAsia="Avenir Next"/>
                       <w:color w:val="1A1A1A"/>
-                      <w:sz w:val="20"/>
+                      <w:sz w:val="22"/>
                       <w:szCs w:val="20"/>
                     </w:rPr>
                     <w:t xml:space="preserve">(2, 14)</w:t>
@@ -833,7 +837,7 @@
                       <w:rFonts w:ascii="Avenir Next" w:hAnsi="Avenir Next" w:cs="Avenir Next" w:eastAsia="Avenir Next"/>
                       <w:b/>
                       <w:color w:val="003A70"/>
-                      <w:sz w:val="20"/>
+                      <w:sz w:val="22"/>
                       <w:szCs w:val="20"/>
                     </w:rPr>
                     <w:t xml:space="preserve">b.</w:t>
@@ -851,7 +855,7 @@
                     <w:rPr>
                       <w:rFonts w:ascii="Avenir Next" w:hAnsi="Avenir Next" w:cs="Avenir Next" w:eastAsia="Avenir Next"/>
                       <w:color w:val="1A1A1A"/>
-                      <w:sz w:val="20"/>
+                      <w:sz w:val="22"/>
                       <w:szCs w:val="20"/>
                     </w:rPr>
                     <w:t xml:space="preserve">(5, 30)</w:t>
@@ -901,7 +905,7 @@
                       <w:rFonts w:ascii="Avenir Next" w:hAnsi="Avenir Next" w:cs="Avenir Next" w:eastAsia="Avenir Next"/>
                       <w:b/>
                       <w:color w:val="003A70"/>
-                      <w:sz w:val="20"/>
+                      <w:sz w:val="22"/>
                       <w:szCs w:val="20"/>
                     </w:rPr>
                     <w:t xml:space="preserve">c.</w:t>
@@ -919,7 +923,7 @@
                     <w:rPr>
                       <w:rFonts w:ascii="Avenir Next" w:hAnsi="Avenir Next" w:cs="Avenir Next" w:eastAsia="Avenir Next"/>
                       <w:color w:val="1A1A1A"/>
-                      <w:sz w:val="20"/>
+                      <w:sz w:val="22"/>
                       <w:szCs w:val="20"/>
                     </w:rPr>
                     <w:t xml:space="preserve">(4, 6)</w:t>
@@ -963,7 +967,7 @@
                       <w:rFonts w:ascii="Avenir Next" w:hAnsi="Avenir Next" w:cs="Avenir Next" w:eastAsia="Avenir Next"/>
                       <w:b/>
                       <w:color w:val="003A70"/>
-                      <w:sz w:val="20"/>
+                      <w:sz w:val="22"/>
                       <w:szCs w:val="20"/>
                     </w:rPr>
                     <w:t xml:space="preserve">d.</w:t>
@@ -981,7 +985,7 @@
                     <w:rPr>
                       <w:rFonts w:ascii="Avenir Next" w:hAnsi="Avenir Next" w:cs="Avenir Next" w:eastAsia="Avenir Next"/>
                       <w:color w:val="1A1A1A"/>
-                      <w:sz w:val="20"/>
+                      <w:sz w:val="22"/>
                       <w:szCs w:val="20"/>
                     </w:rPr>
                     <w:t xml:space="preserve">(3, 27)</w:t>
@@ -1011,7 +1015,7 @@
           </w:tbl>
           <w:p>
             <w:pPr>
-              <w:spacing w:before="0" w:after="0" w:line="24" w:lineRule="auto"/>
+              <w:spacing w:before="0" w:after="0" w:line="50" w:lineRule="exact"/>
             </w:pPr>
           </w:p>
         </w:tc>
@@ -1019,12 +1023,12 @@
     </w:tbl>
     <w:p>
       <w:pPr>
-        <w:spacing w:before="0" w:after="0" w:line="20" w:lineRule="exact"/>
+        <w:spacing w:before="0" w:after="0" w:line="50" w:lineRule="exact"/>
       </w:pPr>
     </w:p>
     <w:p>
       <w:pPr>
-        <w:spacing w:before="0" w:after="0" w:line="20" w:lineRule="exact"/>
+        <w:spacing w:before="0" w:after="0" w:line="50" w:lineRule="exact"/>
       </w:pPr>
     </w:p>
     <w:tbl>
@@ -1108,7 +1112,7 @@
                       <w:rFonts w:ascii="Avenir Next" w:hAnsi="Avenir Next" w:cs="Avenir Next" w:eastAsia="Avenir Next"/>
                       <w:b/>
                       <w:color w:val="1A1A1A"/>
-                      <w:sz w:val="20"/>
+                      <w:sz w:val="22"/>
                       <w:szCs w:val="20"/>
                     </w:rPr>
                     <w:t xml:space="preserve">2.</w:t>
@@ -1127,7 +1131,7 @@
                       <w:rFonts w:ascii="Avenir Next" w:hAnsi="Avenir Next" w:cs="Avenir Next" w:eastAsia="Avenir Next"/>
                       <w:b/>
                       <w:color w:val="1A1A1A"/>
-                      <w:sz w:val="20"/>
+                      <w:sz w:val="22"/>
                       <w:szCs w:val="20"/>
                     </w:rPr>
                     <w:t xml:space="preserve">Jalen’s Charms.  </w:t>
@@ -1136,7 +1140,7 @@
                     <w:rPr>
                       <w:rFonts w:ascii="Avenir Next" w:hAnsi="Avenir Next" w:cs="Avenir Next" w:eastAsia="Avenir Next"/>
                       <w:color w:val="1A1A1A"/>
-                      <w:sz w:val="20"/>
+                      <w:sz w:val="22"/>
                       <w:szCs w:val="20"/>
                     </w:rPr>
                     <w:t xml:space="preserve">The graph shows bracelets (x) and charms (y).</w:t>
@@ -1156,7 +1160,7 @@
                       <w:rFonts w:ascii="Avenir Next" w:hAnsi="Avenir Next" w:cs="Avenir Next" w:eastAsia="Avenir Next"/>
                       <w:b/>
                       <w:color w:val="003A70"/>
-                      <w:sz w:val="20"/>
+                      <w:sz w:val="22"/>
                       <w:szCs w:val="20"/>
                     </w:rPr>
                     <w:t xml:space="preserve">a.</w:t>
@@ -1174,7 +1178,7 @@
                     <w:rPr>
                       <w:rFonts w:ascii="Avenir Next" w:hAnsi="Avenir Next" w:cs="Avenir Next" w:eastAsia="Avenir Next"/>
                       <w:color w:val="1A1A1A"/>
-                      <w:sz w:val="20"/>
+                      <w:sz w:val="22"/>
                       <w:szCs w:val="20"/>
                     </w:rPr>
                     <w:t xml:space="preserve">What does (0, 0) mean?</w:t>
@@ -1213,7 +1217,7 @@
                       <w:rFonts w:ascii="Avenir Next" w:hAnsi="Avenir Next" w:cs="Avenir Next" w:eastAsia="Avenir Next"/>
                       <w:b/>
                       <w:color w:val="003A70"/>
-                      <w:sz w:val="20"/>
+                      <w:sz w:val="22"/>
                       <w:szCs w:val="20"/>
                     </w:rPr>
                     <w:t xml:space="preserve">b.</w:t>
@@ -1231,7 +1235,7 @@
                     <w:rPr>
                       <w:rFonts w:ascii="Avenir Next" w:hAnsi="Avenir Next" w:cs="Avenir Next" w:eastAsia="Avenir Next"/>
                       <w:color w:val="1A1A1A"/>
-                      <w:sz w:val="20"/>
+                      <w:sz w:val="22"/>
                       <w:szCs w:val="20"/>
                     </w:rPr>
                     <w:t xml:space="preserve">What does (1, 4) mean?</w:t>
@@ -1270,7 +1274,7 @@
                       <w:rFonts w:ascii="Avenir Next" w:hAnsi="Avenir Next" w:cs="Avenir Next" w:eastAsia="Avenir Next"/>
                       <w:b/>
                       <w:color w:val="003A70"/>
-                      <w:sz w:val="20"/>
+                      <w:sz w:val="22"/>
                       <w:szCs w:val="20"/>
                     </w:rPr>
                     <w:t xml:space="preserve">c.</w:t>
@@ -1288,7 +1292,7 @@
                     <w:rPr>
                       <w:rFonts w:ascii="Avenir Next" w:hAnsi="Avenir Next" w:cs="Avenir Next" w:eastAsia="Avenir Next"/>
                       <w:color w:val="1A1A1A"/>
-                      <w:sz w:val="20"/>
+                      <w:sz w:val="22"/>
                       <w:szCs w:val="20"/>
                     </w:rPr>
                     <w:t xml:space="preserve">Charms for 7 bracelets:</w:t>
@@ -1316,7 +1320,7 @@
                     <w:rPr>
                       <w:rFonts w:ascii="Avenir Next" w:hAnsi="Avenir Next" w:cs="Avenir Next" w:eastAsia="Avenir Next"/>
                       <w:color w:val="1A1A1A"/>
-                      <w:sz w:val="20"/>
+                      <w:sz w:val="22"/>
                       <w:szCs w:val="20"/>
                     </w:rPr>
                     <w:t xml:space="preserve"> charms</w:t>
@@ -1337,7 +1341,7 @@
                     <w:drawing>
                       <wp:inline distT="0" distB="0" distL="0" distR="0">
                         <wp:extent cx="1920240" cy="1436400"/>
-                        <wp:docPr id="1" name="Figure 1"/>
+                        <wp:docPr id="1" name="Figure 1" descr="Coordinate grid. Horizontal axis Bracelets: 0 to 4, ticks every 1. Vertical axis Charms: 0 to 16, ticks every 4. Points: x: 0; y: 0, x: 1; y: 4; label: (1, 4), x: 3; y: 12; label: (3, 12). Line: True."/>
                         <a:graphic xmlns:a="http://schemas.openxmlformats.org/drawingml/2006/main">
                           <a:graphicData uri="http://schemas.openxmlformats.org/drawingml/2006/picture">
                             <pic:pic xmlns:pic="http://schemas.openxmlformats.org/drawingml/2006/picture">
@@ -1372,7 +1376,7 @@
           </w:tbl>
           <w:p>
             <w:pPr>
-              <w:spacing w:before="0" w:after="0" w:line="24" w:lineRule="auto"/>
+              <w:spacing w:before="0" w:after="0" w:line="50" w:lineRule="exact"/>
             </w:pPr>
           </w:p>
         </w:tc>
@@ -1380,12 +1384,12 @@
     </w:tbl>
     <w:p>
       <w:pPr>
-        <w:spacing w:before="0" w:after="0" w:line="20" w:lineRule="exact"/>
+        <w:spacing w:before="0" w:after="0" w:line="50" w:lineRule="exact"/>
       </w:pPr>
     </w:p>
     <w:p>
       <w:pPr>
-        <w:spacing w:before="0" w:after="0" w:line="20" w:lineRule="exact"/>
+        <w:spacing w:before="0" w:after="0" w:line="50" w:lineRule="exact"/>
       </w:pPr>
     </w:p>
     <w:tbl>
@@ -1435,18 +1439,18 @@
                 <w:rFonts w:ascii="Avenir Next" w:hAnsi="Avenir Next" w:cs="Avenir Next" w:eastAsia="Avenir Next"/>
                 <w:b/>
                 <w:color w:val="1A1A1A"/>
+                <w:sz w:val="22"/>
+                <w:szCs w:val="20"/>
+              </w:rPr>
+              <w:t xml:space="preserve">3.</w:t>
+            </w:r>
+            <w:r>
+              <w:rPr>
+                <w:rFonts w:ascii="Avenir Next" w:hAnsi="Avenir Next" w:cs="Avenir Next" w:eastAsia="Avenir Next"/>
+                <w:color w:val="1A1A1A"/>
                 <w:sz w:val="20"/>
                 <w:szCs w:val="20"/>
               </w:rPr>
-              <w:t xml:space="preserve">3.</w:t>
-            </w:r>
-            <w:r>
-              <w:rPr>
-                <w:rFonts w:ascii="Avenir Next" w:hAnsi="Avenir Next" w:cs="Avenir Next" w:eastAsia="Avenir Next"/>
-                <w:color w:val="1A1A1A"/>
-                <w:sz w:val="20"/>
-                <w:szCs w:val="20"/>
-              </w:rPr>
               <w:tab/>
             </w:r>
             <w:r>
@@ -1454,7 +1458,7 @@
                 <w:rFonts w:ascii="Avenir Next" w:hAnsi="Avenir Next" w:cs="Avenir Next" w:eastAsia="Avenir Next"/>
                 <w:b/>
                 <w:color w:val="1A1A1A"/>
-                <w:sz w:val="20"/>
+                <w:sz w:val="22"/>
                 <w:szCs w:val="20"/>
               </w:rPr>
               <w:t xml:space="preserve">Water Pump.  </w:t>
@@ -1463,7 +1467,7 @@
               <w:rPr>
                 <w:rFonts w:ascii="Avenir Next" w:hAnsi="Avenir Next" w:cs="Avenir Next" w:eastAsia="Avenir Next"/>
                 <w:color w:val="1A1A1A"/>
-                <w:sz w:val="20"/>
+                <w:sz w:val="22"/>
                 <w:szCs w:val="20"/>
               </w:rPr>
               <w:t xml:space="preserve">A graph of minutes (x) and gallons (y) passes through (1, 6) and (5, 30).</w:t>
@@ -1480,7 +1484,7 @@
                 <w:rFonts w:ascii="Avenir Next" w:hAnsi="Avenir Next" w:cs="Avenir Next" w:eastAsia="Avenir Next"/>
                 <w:b/>
                 <w:color w:val="003A70"/>
-                <w:sz w:val="17"/>
+                <w:sz w:val="22"/>
                 <w:szCs w:val="17"/>
               </w:rPr>
               <w:t xml:space="preserve">Hint  </w:t>
@@ -1490,7 +1494,7 @@
                 <w:rFonts w:ascii="Avenir Next" w:hAnsi="Avenir Next" w:cs="Avenir Next" w:eastAsia="Avenir Next"/>
                 <w:i/>
                 <w:color w:val="5A5F66"/>
-                <w:sz w:val="17"/>
+                <w:sz w:val="22"/>
                 <w:szCs w:val="17"/>
               </w:rPr>
               <w:t xml:space="preserve">Divide the gallons by the unit rate.</w:t>
@@ -1510,10 +1514,28 @@
                 <w:rFonts w:ascii="Avenir Next" w:hAnsi="Avenir Next" w:cs="Avenir Next" w:eastAsia="Avenir Next"/>
                 <w:b/>
                 <w:color w:val="003A70"/>
+                <w:sz w:val="22"/>
+                <w:szCs w:val="20"/>
+              </w:rPr>
+              <w:t xml:space="preserve">a.</w:t>
+            </w:r>
+            <w:r>
+              <w:rPr>
+                <w:rFonts w:ascii="Avenir Next" w:hAnsi="Avenir Next" w:cs="Avenir Next" w:eastAsia="Avenir Next"/>
+                <w:color w:val="1A1A1A"/>
                 <w:sz w:val="20"/>
                 <w:szCs w:val="20"/>
               </w:rPr>
-              <w:t xml:space="preserve">a.</w:t>
+              <w:tab/>
+            </w:r>
+            <w:r>
+              <w:rPr>
+                <w:rFonts w:ascii="Avenir Next" w:hAnsi="Avenir Next" w:cs="Avenir Next" w:eastAsia="Avenir Next"/>
+                <w:color w:val="1A1A1A"/>
+                <w:sz w:val="22"/>
+                <w:szCs w:val="20"/>
+              </w:rPr>
+              <w:t xml:space="preserve">Unit rate:</w:t>
             </w:r>
             <w:r>
               <w:rPr>
@@ -1522,7 +1544,7 @@
                 <w:sz w:val="20"/>
                 <w:szCs w:val="20"/>
               </w:rPr>
-              <w:tab/>
+              <w:t xml:space="preserve">  </w:t>
             </w:r>
             <w:r>
               <w:rPr>
@@ -1530,24 +1552,6 @@
                 <w:color w:val="1A1A1A"/>
                 <w:sz w:val="20"/>
                 <w:szCs w:val="20"/>
-              </w:rPr>
-              <w:t xml:space="preserve">Unit rate:</w:t>
-            </w:r>
-            <w:r>
-              <w:rPr>
-                <w:rFonts w:ascii="Avenir Next" w:hAnsi="Avenir Next" w:cs="Avenir Next" w:eastAsia="Avenir Next"/>
-                <w:color w:val="1A1A1A"/>
-                <w:sz w:val="20"/>
-                <w:szCs w:val="20"/>
-              </w:rPr>
-              <w:t xml:space="preserve">  </w:t>
-            </w:r>
-            <w:r>
-              <w:rPr>
-                <w:rFonts w:ascii="Avenir Next" w:hAnsi="Avenir Next" w:cs="Avenir Next" w:eastAsia="Avenir Next"/>
-                <w:color w:val="1A1A1A"/>
-                <w:sz w:val="20"/>
-                <w:szCs w:val="20"/>
                 <w:u w:val="single"/>
               </w:rPr>
               <w:t xml:space="preserve">                </w:t>
@@ -1556,7 +1560,7 @@
               <w:rPr>
                 <w:rFonts w:ascii="Avenir Next" w:hAnsi="Avenir Next" w:cs="Avenir Next" w:eastAsia="Avenir Next"/>
                 <w:color w:val="1A1A1A"/>
-                <w:sz w:val="20"/>
+                <w:sz w:val="22"/>
                 <w:szCs w:val="20"/>
               </w:rPr>
               <w:t xml:space="preserve"> gallons per minute</w:t>
@@ -1576,25 +1580,25 @@
                 <w:rFonts w:ascii="Avenir Next" w:hAnsi="Avenir Next" w:cs="Avenir Next" w:eastAsia="Avenir Next"/>
                 <w:b/>
                 <w:color w:val="003A70"/>
+                <w:sz w:val="22"/>
+                <w:szCs w:val="20"/>
+              </w:rPr>
+              <w:t xml:space="preserve">b.</w:t>
+            </w:r>
+            <w:r>
+              <w:rPr>
+                <w:rFonts w:ascii="Avenir Next" w:hAnsi="Avenir Next" w:cs="Avenir Next" w:eastAsia="Avenir Next"/>
+                <w:color w:val="1A1A1A"/>
                 <w:sz w:val="20"/>
                 <w:szCs w:val="20"/>
               </w:rPr>
-              <w:t xml:space="preserve">b.</w:t>
-            </w:r>
-            <w:r>
-              <w:rPr>
-                <w:rFonts w:ascii="Avenir Next" w:hAnsi="Avenir Next" w:cs="Avenir Next" w:eastAsia="Avenir Next"/>
-                <w:color w:val="1A1A1A"/>
-                <w:sz w:val="20"/>
-                <w:szCs w:val="20"/>
-              </w:rPr>
               <w:tab/>
             </w:r>
             <w:r>
               <w:rPr>
                 <w:rFonts w:ascii="Avenir Next" w:hAnsi="Avenir Next" w:cs="Avenir Next" w:eastAsia="Avenir Next"/>
                 <w:color w:val="1A1A1A"/>
-                <w:sz w:val="20"/>
+                <w:sz w:val="22"/>
                 <w:szCs w:val="20"/>
               </w:rPr>
               <w:t xml:space="preserve">What does (5, 30) mean?</w:t>
@@ -1633,10 +1637,28 @@
                 <w:rFonts w:ascii="Avenir Next" w:hAnsi="Avenir Next" w:cs="Avenir Next" w:eastAsia="Avenir Next"/>
                 <w:b/>
                 <w:color w:val="003A70"/>
+                <w:sz w:val="22"/>
+                <w:szCs w:val="20"/>
+              </w:rPr>
+              <w:t xml:space="preserve">c.</w:t>
+            </w:r>
+            <w:r>
+              <w:rPr>
+                <w:rFonts w:ascii="Avenir Next" w:hAnsi="Avenir Next" w:cs="Avenir Next" w:eastAsia="Avenir Next"/>
+                <w:color w:val="1A1A1A"/>
                 <w:sz w:val="20"/>
                 <w:szCs w:val="20"/>
               </w:rPr>
-              <w:t xml:space="preserve">c.</w:t>
+              <w:tab/>
+            </w:r>
+            <w:r>
+              <w:rPr>
+                <w:rFonts w:ascii="Avenir Next" w:hAnsi="Avenir Next" w:cs="Avenir Next" w:eastAsia="Avenir Next"/>
+                <w:color w:val="1A1A1A"/>
+                <w:sz w:val="22"/>
+                <w:szCs w:val="20"/>
+              </w:rPr>
+              <w:t xml:space="preserve">Minutes to pump 48 gallons:</w:t>
             </w:r>
             <w:r>
               <w:rPr>
@@ -1645,7 +1667,7 @@
                 <w:sz w:val="20"/>
                 <w:szCs w:val="20"/>
               </w:rPr>
-              <w:tab/>
+              <w:t xml:space="preserve">  </w:t>
             </w:r>
             <w:r>
               <w:rPr>
@@ -1653,24 +1675,6 @@
                 <w:color w:val="1A1A1A"/>
                 <w:sz w:val="20"/>
                 <w:szCs w:val="20"/>
-              </w:rPr>
-              <w:t xml:space="preserve">Minutes to pump 48 gallons:</w:t>
-            </w:r>
-            <w:r>
-              <w:rPr>
-                <w:rFonts w:ascii="Avenir Next" w:hAnsi="Avenir Next" w:cs="Avenir Next" w:eastAsia="Avenir Next"/>
-                <w:color w:val="1A1A1A"/>
-                <w:sz w:val="20"/>
-                <w:szCs w:val="20"/>
-              </w:rPr>
-              <w:t xml:space="preserve">  </w:t>
-            </w:r>
-            <w:r>
-              <w:rPr>
-                <w:rFonts w:ascii="Avenir Next" w:hAnsi="Avenir Next" w:cs="Avenir Next" w:eastAsia="Avenir Next"/>
-                <w:color w:val="1A1A1A"/>
-                <w:sz w:val="20"/>
-                <w:szCs w:val="20"/>
                 <w:u w:val="single"/>
               </w:rPr>
               <w:t xml:space="preserve">                </w:t>
@@ -1679,7 +1683,7 @@
               <w:rPr>
                 <w:rFonts w:ascii="Avenir Next" w:hAnsi="Avenir Next" w:cs="Avenir Next" w:eastAsia="Avenir Next"/>
                 <w:color w:val="1A1A1A"/>
-                <w:sz w:val="20"/>
+                <w:sz w:val="22"/>
                 <w:szCs w:val="20"/>
               </w:rPr>
               <w:t xml:space="preserve"> minutes</w:t>
@@ -1690,12 +1694,12 @@
     </w:tbl>
     <w:p>
       <w:pPr>
-        <w:spacing w:before="0" w:after="0" w:line="20" w:lineRule="exact"/>
+        <w:spacing w:before="0" w:after="0" w:line="50" w:lineRule="exact"/>
       </w:pPr>
     </w:p>
     <w:p>
       <w:pPr>
-        <w:spacing w:before="0" w:after="0" w:line="20" w:lineRule="exact"/>
+        <w:spacing w:before="0" w:after="0" w:line="50" w:lineRule="exact"/>
       </w:pPr>
     </w:p>
     <w:tbl>
@@ -1746,18 +1750,18 @@
                 <w:rFonts w:ascii="Avenir Next" w:hAnsi="Avenir Next" w:cs="Avenir Next" w:eastAsia="Avenir Next"/>
                 <w:b/>
                 <w:color w:val="1A1A1A"/>
+                <w:sz w:val="22"/>
+                <w:szCs w:val="20"/>
+              </w:rPr>
+              <w:t xml:space="preserve">4.</w:t>
+            </w:r>
+            <w:r>
+              <w:rPr>
+                <w:rFonts w:ascii="Avenir Next" w:hAnsi="Avenir Next" w:cs="Avenir Next" w:eastAsia="Avenir Next"/>
+                <w:color w:val="1A1A1A"/>
                 <w:sz w:val="20"/>
                 <w:szCs w:val="20"/>
               </w:rPr>
-              <w:t xml:space="preserve">4.</w:t>
-            </w:r>
-            <w:r>
-              <w:rPr>
-                <w:rFonts w:ascii="Avenir Next" w:hAnsi="Avenir Next" w:cs="Avenir Next" w:eastAsia="Avenir Next"/>
-                <w:color w:val="1A1A1A"/>
-                <w:sz w:val="20"/>
-                <w:szCs w:val="20"/>
-              </w:rPr>
               <w:tab/>
             </w:r>
             <w:r>
@@ -1765,7 +1769,7 @@
                 <w:rFonts w:ascii="Avenir Next" w:hAnsi="Avenir Next" w:cs="Avenir Next" w:eastAsia="Avenir Next"/>
                 <w:b/>
                 <w:color w:val="1A1A1A"/>
-                <w:sz w:val="20"/>
+                <w:sz w:val="22"/>
                 <w:szCs w:val="20"/>
               </w:rPr>
               <w:t xml:space="preserve">Snow Shoveling.  </w:t>
@@ -1774,7 +1778,7 @@
               <w:rPr>
                 <w:rFonts w:ascii="Avenir Next" w:hAnsi="Avenir Next" w:cs="Avenir Next" w:eastAsia="Avenir Next"/>
                 <w:color w:val="1A1A1A"/>
-                <w:sz w:val="20"/>
+                <w:sz w:val="22"/>
                 <w:szCs w:val="20"/>
               </w:rPr>
               <w:t xml:space="preserve">A graph of driveways (x) and dollars (y) passes through (1, 12) and (4, 48). What is the pay for 7 driveways?</w:t>
@@ -1791,7 +1795,7 @@
                 <w:rFonts w:ascii="Avenir Next" w:hAnsi="Avenir Next" w:cs="Avenir Next" w:eastAsia="Avenir Next"/>
                 <w:b/>
                 <w:color w:val="003A70"/>
-                <w:sz w:val="17"/>
+                <w:sz w:val="22"/>
                 <w:szCs w:val="17"/>
               </w:rPr>
               <w:t xml:space="preserve">Hint  </w:t>
@@ -1801,7 +1805,7 @@
                 <w:rFonts w:ascii="Avenir Next" w:hAnsi="Avenir Next" w:cs="Avenir Next" w:eastAsia="Avenir Next"/>
                 <w:i/>
                 <w:color w:val="5A5F66"/>
-                <w:sz w:val="17"/>
+                <w:sz w:val="22"/>
                 <w:szCs w:val="17"/>
               </w:rPr>
               <w:t xml:space="preserve">Use the unit rate point (1, 12).</w:t>
@@ -1809,7 +1813,7 @@
           </w:p>
           <w:p>
             <w:pPr>
-              <w:spacing w:before="0" w:after="0" w:line="60" w:lineRule="auto"/>
+              <w:spacing w:before="0" w:after="0" w:line="50" w:lineRule="exact"/>
             </w:pPr>
           </w:p>
           <w:tbl>
@@ -1878,25 +1882,25 @@
                 <w:rFonts w:ascii="Avenir Next" w:hAnsi="Avenir Next" w:cs="Avenir Next" w:eastAsia="Avenir Next"/>
                 <w:b/>
                 <w:color w:val="1A1A1A"/>
+                <w:sz w:val="22"/>
+                <w:szCs w:val="18"/>
+              </w:rPr>
+              <w:t xml:space="preserve">Answer</w:t>
+            </w:r>
+            <w:r>
+              <w:rPr>
+                <w:rFonts w:ascii="Avenir Next" w:hAnsi="Avenir Next" w:cs="Avenir Next" w:eastAsia="Avenir Next"/>
+                <w:color w:val="1A1A1A"/>
                 <w:sz w:val="18"/>
                 <w:szCs w:val="18"/>
               </w:rPr>
-              <w:t xml:space="preserve">Answer</w:t>
-            </w:r>
-            <w:r>
-              <w:rPr>
-                <w:rFonts w:ascii="Avenir Next" w:hAnsi="Avenir Next" w:cs="Avenir Next" w:eastAsia="Avenir Next"/>
-                <w:color w:val="1A1A1A"/>
-                <w:sz w:val="18"/>
-                <w:szCs w:val="18"/>
-              </w:rPr>
               <w:tab/>
             </w:r>
             <w:r>
               <w:rPr>
                 <w:rFonts w:ascii="Avenir Next" w:hAnsi="Avenir Next" w:cs="Avenir Next" w:eastAsia="Avenir Next"/>
                 <w:color w:val="1A1A1A"/>
-                <w:sz w:val="18"/>
+                <w:sz w:val="22"/>
                 <w:szCs w:val="18"/>
               </w:rPr>
               <w:t xml:space="preserve">  dollars</w:t>
@@ -1922,18 +1926,18 @@
                 <w:rFonts w:ascii="Avenir Next" w:hAnsi="Avenir Next" w:cs="Avenir Next" w:eastAsia="Avenir Next"/>
                 <w:b/>
                 <w:color w:val="1A1A1A"/>
+                <w:sz w:val="22"/>
+                <w:szCs w:val="20"/>
+              </w:rPr>
+              <w:t xml:space="preserve">5.</w:t>
+            </w:r>
+            <w:r>
+              <w:rPr>
+                <w:rFonts w:ascii="Avenir Next" w:hAnsi="Avenir Next" w:cs="Avenir Next" w:eastAsia="Avenir Next"/>
+                <w:color w:val="1A1A1A"/>
                 <w:sz w:val="20"/>
                 <w:szCs w:val="20"/>
               </w:rPr>
-              <w:t xml:space="preserve">5.</w:t>
-            </w:r>
-            <w:r>
-              <w:rPr>
-                <w:rFonts w:ascii="Avenir Next" w:hAnsi="Avenir Next" w:cs="Avenir Next" w:eastAsia="Avenir Next"/>
-                <w:color w:val="1A1A1A"/>
-                <w:sz w:val="20"/>
-                <w:szCs w:val="20"/>
-              </w:rPr>
               <w:tab/>
             </w:r>
             <w:r>
@@ -1941,7 +1945,7 @@
                 <w:rFonts w:ascii="Avenir Next" w:hAnsi="Avenir Next" w:cs="Avenir Next" w:eastAsia="Avenir Next"/>
                 <w:b/>
                 <w:color w:val="1A1A1A"/>
-                <w:sz w:val="20"/>
+                <w:sz w:val="22"/>
                 <w:szCs w:val="20"/>
               </w:rPr>
               <w:t xml:space="preserve">Drone Flight.  </w:t>
@@ -1950,7 +1954,7 @@
               <w:rPr>
                 <w:rFonts w:ascii="Avenir Next" w:hAnsi="Avenir Next" w:cs="Avenir Next" w:eastAsia="Avenir Next"/>
                 <w:color w:val="1A1A1A"/>
-                <w:sz w:val="20"/>
+                <w:sz w:val="22"/>
                 <w:szCs w:val="20"/>
               </w:rPr>
               <w:t xml:space="preserve">A graph of seconds (x) and meters (y) passes through (1, 11). What point shows 6 seconds?</w:t>
@@ -1958,7 +1962,7 @@
           </w:p>
           <w:p>
             <w:pPr>
-              <w:spacing w:before="0" w:after="0" w:line="60" w:lineRule="auto"/>
+              <w:spacing w:before="0" w:after="0" w:line="50" w:lineRule="exact"/>
             </w:pPr>
           </w:p>
           <w:tbl>
@@ -2027,7 +2031,7 @@
                 <w:rFonts w:ascii="Avenir Next" w:hAnsi="Avenir Next" w:cs="Avenir Next" w:eastAsia="Avenir Next"/>
                 <w:b/>
                 <w:color w:val="1A1A1A"/>
-                <w:sz w:val="18"/>
+                <w:sz w:val="22"/>
                 <w:szCs w:val="18"/>
               </w:rPr>
               <w:t xml:space="preserve">Point</w:t>
@@ -2047,12 +2051,12 @@
     </w:tbl>
     <w:p>
       <w:pPr>
-        <w:spacing w:before="0" w:after="0" w:line="20" w:lineRule="exact"/>
+        <w:spacing w:before="0" w:after="0" w:line="50" w:lineRule="exact"/>
       </w:pPr>
     </w:p>
     <w:p>
       <w:pPr>
-        <w:spacing w:before="0" w:after="0" w:line="20" w:lineRule="exact"/>
+        <w:spacing w:before="0" w:after="0" w:line="50" w:lineRule="exact"/>
       </w:pPr>
     </w:p>
     <w:tbl>
@@ -2103,18 +2107,18 @@
                 <w:rFonts w:ascii="Avenir Next" w:hAnsi="Avenir Next" w:cs="Avenir Next" w:eastAsia="Avenir Next"/>
                 <w:b/>
                 <w:color w:val="1A1A1A"/>
+                <w:sz w:val="22"/>
+                <w:szCs w:val="20"/>
+              </w:rPr>
+              <w:t xml:space="preserve">6.</w:t>
+            </w:r>
+            <w:r>
+              <w:rPr>
+                <w:rFonts w:ascii="Avenir Next" w:hAnsi="Avenir Next" w:cs="Avenir Next" w:eastAsia="Avenir Next"/>
+                <w:color w:val="1A1A1A"/>
                 <w:sz w:val="20"/>
                 <w:szCs w:val="20"/>
               </w:rPr>
-              <w:t xml:space="preserve">6.</w:t>
-            </w:r>
-            <w:r>
-              <w:rPr>
-                <w:rFonts w:ascii="Avenir Next" w:hAnsi="Avenir Next" w:cs="Avenir Next" w:eastAsia="Avenir Next"/>
-                <w:color w:val="1A1A1A"/>
-                <w:sz w:val="20"/>
-                <w:szCs w:val="20"/>
-              </w:rPr>
               <w:tab/>
             </w:r>
             <w:r>
@@ -2122,7 +2126,7 @@
                 <w:rFonts w:ascii="Avenir Next" w:hAnsi="Avenir Next" w:cs="Avenir Next" w:eastAsia="Avenir Next"/>
                 <w:b/>
                 <w:color w:val="1A1A1A"/>
-                <w:sz w:val="20"/>
+                <w:sz w:val="22"/>
                 <w:szCs w:val="20"/>
               </w:rPr>
               <w:t xml:space="preserve">Robot Speed.  </w:t>
@@ -2131,7 +2135,7 @@
               <w:rPr>
                 <w:rFonts w:ascii="Avenir Next" w:hAnsi="Avenir Next" w:cs="Avenir Next" w:eastAsia="Avenir Next"/>
                 <w:color w:val="1A1A1A"/>
-                <w:sz w:val="20"/>
+                <w:sz w:val="22"/>
                 <w:szCs w:val="20"/>
               </w:rPr>
               <w:t xml:space="preserve">A graph of seconds (x) and meters (y) passes through (3, 15).</w:t>
@@ -2148,7 +2152,7 @@
                 <w:rFonts w:ascii="Avenir Next" w:hAnsi="Avenir Next" w:cs="Avenir Next" w:eastAsia="Avenir Next"/>
                 <w:b/>
                 <w:color w:val="003A70"/>
-                <w:sz w:val="17"/>
+                <w:sz w:val="22"/>
                 <w:szCs w:val="17"/>
               </w:rPr>
               <w:t xml:space="preserve">Hint  </w:t>
@@ -2158,7 +2162,7 @@
                 <w:rFonts w:ascii="Avenir Next" w:hAnsi="Avenir Next" w:cs="Avenir Next" w:eastAsia="Avenir Next"/>
                 <w:i/>
                 <w:color w:val="5A5F66"/>
-                <w:sz w:val="17"/>
+                <w:sz w:val="22"/>
                 <w:szCs w:val="17"/>
               </w:rPr>
               <w:t xml:space="preserve">Divide 15 by 3 to get the unit rate.</w:t>
@@ -2178,25 +2182,25 @@
                 <w:rFonts w:ascii="Avenir Next" w:hAnsi="Avenir Next" w:cs="Avenir Next" w:eastAsia="Avenir Next"/>
                 <w:b/>
                 <w:color w:val="003A70"/>
+                <w:sz w:val="22"/>
+                <w:szCs w:val="20"/>
+              </w:rPr>
+              <w:t xml:space="preserve">a.</w:t>
+            </w:r>
+            <w:r>
+              <w:rPr>
+                <w:rFonts w:ascii="Avenir Next" w:hAnsi="Avenir Next" w:cs="Avenir Next" w:eastAsia="Avenir Next"/>
+                <w:color w:val="1A1A1A"/>
                 <w:sz w:val="20"/>
                 <w:szCs w:val="20"/>
               </w:rPr>
-              <w:t xml:space="preserve">a.</w:t>
-            </w:r>
-            <w:r>
-              <w:rPr>
-                <w:rFonts w:ascii="Avenir Next" w:hAnsi="Avenir Next" w:cs="Avenir Next" w:eastAsia="Avenir Next"/>
-                <w:color w:val="1A1A1A"/>
-                <w:sz w:val="20"/>
-                <w:szCs w:val="20"/>
-              </w:rPr>
               <w:tab/>
             </w:r>
             <w:r>
               <w:rPr>
                 <w:rFonts w:ascii="Avenir Next" w:hAnsi="Avenir Next" w:cs="Avenir Next" w:eastAsia="Avenir Next"/>
                 <w:color w:val="1A1A1A"/>
-                <w:sz w:val="20"/>
+                <w:sz w:val="22"/>
                 <w:szCs w:val="20"/>
               </w:rPr>
               <w:t xml:space="preserve">Unit rate point:</w:t>
@@ -2235,10 +2239,28 @@
                 <w:rFonts w:ascii="Avenir Next" w:hAnsi="Avenir Next" w:cs="Avenir Next" w:eastAsia="Avenir Next"/>
                 <w:b/>
                 <w:color w:val="003A70"/>
+                <w:sz w:val="22"/>
+                <w:szCs w:val="20"/>
+              </w:rPr>
+              <w:t xml:space="preserve">b.</w:t>
+            </w:r>
+            <w:r>
+              <w:rPr>
+                <w:rFonts w:ascii="Avenir Next" w:hAnsi="Avenir Next" w:cs="Avenir Next" w:eastAsia="Avenir Next"/>
+                <w:color w:val="1A1A1A"/>
                 <w:sz w:val="20"/>
                 <w:szCs w:val="20"/>
               </w:rPr>
-              <w:t xml:space="preserve">b.</w:t>
+              <w:tab/>
+            </w:r>
+            <w:r>
+              <w:rPr>
+                <w:rFonts w:ascii="Avenir Next" w:hAnsi="Avenir Next" w:cs="Avenir Next" w:eastAsia="Avenir Next"/>
+                <w:color w:val="1A1A1A"/>
+                <w:sz w:val="22"/>
+                <w:szCs w:val="20"/>
+              </w:rPr>
+              <w:t xml:space="preserve">Distance in 9 seconds:</w:t>
             </w:r>
             <w:r>
               <w:rPr>
@@ -2247,7 +2269,7 @@
                 <w:sz w:val="20"/>
                 <w:szCs w:val="20"/>
               </w:rPr>
-              <w:tab/>
+              <w:t xml:space="preserve">  </w:t>
             </w:r>
             <w:r>
               <w:rPr>
@@ -2255,24 +2277,6 @@
                 <w:color w:val="1A1A1A"/>
                 <w:sz w:val="20"/>
                 <w:szCs w:val="20"/>
-              </w:rPr>
-              <w:t xml:space="preserve">Distance in 9 seconds:</w:t>
-            </w:r>
-            <w:r>
-              <w:rPr>
-                <w:rFonts w:ascii="Avenir Next" w:hAnsi="Avenir Next" w:cs="Avenir Next" w:eastAsia="Avenir Next"/>
-                <w:color w:val="1A1A1A"/>
-                <w:sz w:val="20"/>
-                <w:szCs w:val="20"/>
-              </w:rPr>
-              <w:t xml:space="preserve">  </w:t>
-            </w:r>
-            <w:r>
-              <w:rPr>
-                <w:rFonts w:ascii="Avenir Next" w:hAnsi="Avenir Next" w:cs="Avenir Next" w:eastAsia="Avenir Next"/>
-                <w:color w:val="1A1A1A"/>
-                <w:sz w:val="20"/>
-                <w:szCs w:val="20"/>
                 <w:u w:val="single"/>
               </w:rPr>
               <w:t xml:space="preserve">                </w:t>
@@ -2281,7 +2285,7 @@
               <w:rPr>
                 <w:rFonts w:ascii="Avenir Next" w:hAnsi="Avenir Next" w:cs="Avenir Next" w:eastAsia="Avenir Next"/>
                 <w:color w:val="1A1A1A"/>
-                <w:sz w:val="20"/>
+                <w:sz w:val="22"/>
                 <w:szCs w:val="20"/>
               </w:rPr>
               <w:t xml:space="preserve"> m</w:t>
@@ -2289,7 +2293,7 @@
           </w:p>
           <w:p>
             <w:pPr>
-              <w:spacing w:before="0" w:after="0" w:line="60" w:lineRule="auto"/>
+              <w:spacing w:before="0" w:after="0" w:line="50" w:lineRule="exact"/>
             </w:pPr>
           </w:p>
           <w:tbl>
@@ -2347,7 +2351,7 @@
           </w:tbl>
           <w:p>
             <w:pPr>
-              <w:spacing w:before="0" w:after="0" w:line="24" w:lineRule="auto"/>
+              <w:spacing w:before="0" w:after="0" w:line="50" w:lineRule="exact"/>
             </w:pPr>
           </w:p>
         </w:tc>
@@ -2370,18 +2374,18 @@
                 <w:rFonts w:ascii="Avenir Next" w:hAnsi="Avenir Next" w:cs="Avenir Next" w:eastAsia="Avenir Next"/>
                 <w:b/>
                 <w:color w:val="1A1A1A"/>
+                <w:sz w:val="22"/>
+                <w:szCs w:val="20"/>
+              </w:rPr>
+              <w:t xml:space="preserve">7.</w:t>
+            </w:r>
+            <w:r>
+              <w:rPr>
+                <w:rFonts w:ascii="Avenir Next" w:hAnsi="Avenir Next" w:cs="Avenir Next" w:eastAsia="Avenir Next"/>
+                <w:color w:val="1A1A1A"/>
                 <w:sz w:val="20"/>
                 <w:szCs w:val="20"/>
               </w:rPr>
-              <w:t xml:space="preserve">7.</w:t>
-            </w:r>
-            <w:r>
-              <w:rPr>
-                <w:rFonts w:ascii="Avenir Next" w:hAnsi="Avenir Next" w:cs="Avenir Next" w:eastAsia="Avenir Next"/>
-                <w:color w:val="1A1A1A"/>
-                <w:sz w:val="20"/>
-                <w:szCs w:val="20"/>
-              </w:rPr>
               <w:tab/>
             </w:r>
             <w:r>
@@ -2389,7 +2393,7 @@
                 <w:rFonts w:ascii="Avenir Next" w:hAnsi="Avenir Next" w:cs="Avenir Next" w:eastAsia="Avenir Next"/>
                 <w:b/>
                 <w:color w:val="1A1A1A"/>
-                <w:sz w:val="20"/>
+                <w:sz w:val="22"/>
                 <w:szCs w:val="20"/>
               </w:rPr>
               <w:t xml:space="preserve">Bike Racks.  </w:t>
@@ -2398,7 +2402,7 @@
               <w:rPr>
                 <w:rFonts w:ascii="Avenir Next" w:hAnsi="Avenir Next" w:cs="Avenir Next" w:eastAsia="Avenir Next"/>
                 <w:color w:val="1A1A1A"/>
-                <w:sz w:val="20"/>
+                <w:sz w:val="22"/>
                 <w:szCs w:val="20"/>
               </w:rPr>
               <w:t xml:space="preserve">A graph of racks (x) and spaces (y) passes through (3, 18). Find the unit rate point. Is (8, 48) on the line?</w:t>
@@ -2415,7 +2419,7 @@
                 <w:rFonts w:ascii="Avenir Next" w:hAnsi="Avenir Next" w:cs="Avenir Next" w:eastAsia="Avenir Next"/>
                 <w:b/>
                 <w:color w:val="003A70"/>
-                <w:sz w:val="17"/>
+                <w:sz w:val="22"/>
                 <w:szCs w:val="17"/>
               </w:rPr>
               <w:t xml:space="preserve">Hint  </w:t>
@@ -2425,7 +2429,7 @@
                 <w:rFonts w:ascii="Avenir Next" w:hAnsi="Avenir Next" w:cs="Avenir Next" w:eastAsia="Avenir Next"/>
                 <w:i/>
                 <w:color w:val="5A5F66"/>
-                <w:sz w:val="17"/>
+                <w:sz w:val="22"/>
                 <w:szCs w:val="17"/>
               </w:rPr>
               <w:t xml:space="preserve">Check: does 8 × the unit rate equal 48?</w:t>
@@ -2433,7 +2437,7 @@
           </w:p>
           <w:p>
             <w:pPr>
-              <w:spacing w:before="0" w:after="0" w:line="60" w:lineRule="auto"/>
+              <w:spacing w:before="0" w:after="0" w:line="50" w:lineRule="exact"/>
             </w:pPr>
           </w:p>
           <w:tbl>
@@ -2502,7 +2506,7 @@
                 <w:rFonts w:ascii="Avenir Next" w:hAnsi="Avenir Next" w:cs="Avenir Next" w:eastAsia="Avenir Next"/>
                 <w:b/>
                 <w:color w:val="1A1A1A"/>
-                <w:sz w:val="18"/>
+                <w:sz w:val="22"/>
                 <w:szCs w:val="18"/>
               </w:rPr>
               <w:t xml:space="preserve">Yes or no</w:t>
@@ -2522,12 +2526,12 @@
     </w:tbl>
     <w:p>
       <w:pPr>
-        <w:spacing w:before="0" w:after="0" w:line="20" w:lineRule="exact"/>
+        <w:spacing w:before="0" w:after="0" w:line="50" w:lineRule="exact"/>
       </w:pPr>
     </w:p>
     <w:p>
       <w:pPr>
-        <w:spacing w:before="0" w:after="0" w:line="20" w:lineRule="exact"/>
+        <w:spacing w:before="0" w:after="0" w:line="50" w:lineRule="exact"/>
       </w:pPr>
     </w:p>
     <w:tbl>
@@ -2577,18 +2581,18 @@
                 <w:rFonts w:ascii="Avenir Next" w:hAnsi="Avenir Next" w:cs="Avenir Next" w:eastAsia="Avenir Next"/>
                 <w:b/>
                 <w:color w:val="1A1A1A"/>
+                <w:sz w:val="22"/>
+                <w:szCs w:val="20"/>
+              </w:rPr>
+              <w:t xml:space="preserve">8.</w:t>
+            </w:r>
+            <w:r>
+              <w:rPr>
+                <w:rFonts w:ascii="Avenir Next" w:hAnsi="Avenir Next" w:cs="Avenir Next" w:eastAsia="Avenir Next"/>
+                <w:color w:val="1A1A1A"/>
                 <w:sz w:val="20"/>
                 <w:szCs w:val="20"/>
               </w:rPr>
-              <w:t xml:space="preserve">8.</w:t>
-            </w:r>
-            <w:r>
-              <w:rPr>
-                <w:rFonts w:ascii="Avenir Next" w:hAnsi="Avenir Next" w:cs="Avenir Next" w:eastAsia="Avenir Next"/>
-                <w:color w:val="1A1A1A"/>
-                <w:sz w:val="20"/>
-                <w:szCs w:val="20"/>
-              </w:rPr>
               <w:tab/>
             </w:r>
             <w:r>
@@ -2596,7 +2600,7 @@
                 <w:rFonts w:ascii="Avenir Next" w:hAnsi="Avenir Next" w:cs="Avenir Next" w:eastAsia="Avenir Next"/>
                 <w:b/>
                 <w:color w:val="1A1A1A"/>
-                <w:sz w:val="20"/>
+                <w:sz w:val="22"/>
                 <w:szCs w:val="20"/>
               </w:rPr>
               <w:t xml:space="preserve">Two Bike Riders.  </w:t>
@@ -2605,7 +2609,7 @@
               <w:rPr>
                 <w:rFonts w:ascii="Avenir Next" w:hAnsi="Avenir Next" w:cs="Avenir Next" w:eastAsia="Avenir Next"/>
                 <w:color w:val="1A1A1A"/>
-                <w:sz w:val="20"/>
+                <w:sz w:val="22"/>
                 <w:szCs w:val="20"/>
               </w:rPr>
               <w:t xml:space="preserve">Both graphs show hours (x) and kilometers (y). Rider 1’s line passes through (2, 30). Rider 2’s passes through (3, 36).</w:t>
@@ -2625,25 +2629,25 @@
                 <w:rFonts w:ascii="Avenir Next" w:hAnsi="Avenir Next" w:cs="Avenir Next" w:eastAsia="Avenir Next"/>
                 <w:b/>
                 <w:color w:val="003A70"/>
+                <w:sz w:val="22"/>
+                <w:szCs w:val="20"/>
+              </w:rPr>
+              <w:t xml:space="preserve">a.</w:t>
+            </w:r>
+            <w:r>
+              <w:rPr>
+                <w:rFonts w:ascii="Avenir Next" w:hAnsi="Avenir Next" w:cs="Avenir Next" w:eastAsia="Avenir Next"/>
+                <w:color w:val="1A1A1A"/>
                 <w:sz w:val="20"/>
                 <w:szCs w:val="20"/>
               </w:rPr>
-              <w:t xml:space="preserve">a.</w:t>
-            </w:r>
-            <w:r>
-              <w:rPr>
-                <w:rFonts w:ascii="Avenir Next" w:hAnsi="Avenir Next" w:cs="Avenir Next" w:eastAsia="Avenir Next"/>
-                <w:color w:val="1A1A1A"/>
-                <w:sz w:val="20"/>
-                <w:szCs w:val="20"/>
-              </w:rPr>
               <w:tab/>
             </w:r>
             <w:r>
               <w:rPr>
                 <w:rFonts w:ascii="Avenir Next" w:hAnsi="Avenir Next" w:cs="Avenir Next" w:eastAsia="Avenir Next"/>
                 <w:color w:val="1A1A1A"/>
-                <w:sz w:val="20"/>
+                <w:sz w:val="22"/>
                 <w:szCs w:val="20"/>
               </w:rPr>
               <w:t xml:space="preserve">Each rider’s unit rate:</w:t>
@@ -2682,25 +2686,25 @@
                 <w:rFonts w:ascii="Avenir Next" w:hAnsi="Avenir Next" w:cs="Avenir Next" w:eastAsia="Avenir Next"/>
                 <w:b/>
                 <w:color w:val="003A70"/>
+                <w:sz w:val="22"/>
+                <w:szCs w:val="20"/>
+              </w:rPr>
+              <w:t xml:space="preserve">b.</w:t>
+            </w:r>
+            <w:r>
+              <w:rPr>
+                <w:rFonts w:ascii="Avenir Next" w:hAnsi="Avenir Next" w:cs="Avenir Next" w:eastAsia="Avenir Next"/>
+                <w:color w:val="1A1A1A"/>
                 <w:sz w:val="20"/>
                 <w:szCs w:val="20"/>
               </w:rPr>
-              <w:t xml:space="preserve">b.</w:t>
-            </w:r>
-            <w:r>
-              <w:rPr>
-                <w:rFonts w:ascii="Avenir Next" w:hAnsi="Avenir Next" w:cs="Avenir Next" w:eastAsia="Avenir Next"/>
-                <w:color w:val="1A1A1A"/>
-                <w:sz w:val="20"/>
-                <w:szCs w:val="20"/>
-              </w:rPr>
               <w:tab/>
             </w:r>
             <w:r>
               <w:rPr>
                 <w:rFonts w:ascii="Avenir Next" w:hAnsi="Avenir Next" w:cs="Avenir Next" w:eastAsia="Avenir Next"/>
                 <w:color w:val="1A1A1A"/>
-                <w:sz w:val="20"/>
+                <w:sz w:val="22"/>
                 <w:szCs w:val="20"/>
               </w:rPr>
               <w:t xml:space="preserve">Whose line is steeper? What does that mean?</w:t>
@@ -2739,10 +2743,28 @@
                 <w:rFonts w:ascii="Avenir Next" w:hAnsi="Avenir Next" w:cs="Avenir Next" w:eastAsia="Avenir Next"/>
                 <w:b/>
                 <w:color w:val="003A70"/>
+                <w:sz w:val="22"/>
+                <w:szCs w:val="20"/>
+              </w:rPr>
+              <w:t xml:space="preserve">c.</w:t>
+            </w:r>
+            <w:r>
+              <w:rPr>
+                <w:rFonts w:ascii="Avenir Next" w:hAnsi="Avenir Next" w:cs="Avenir Next" w:eastAsia="Avenir Next"/>
+                <w:color w:val="1A1A1A"/>
                 <w:sz w:val="20"/>
                 <w:szCs w:val="20"/>
               </w:rPr>
-              <w:t xml:space="preserve">c.</w:t>
+              <w:tab/>
+            </w:r>
+            <w:r>
+              <w:rPr>
+                <w:rFonts w:ascii="Avenir Next" w:hAnsi="Avenir Next" w:cs="Avenir Next" w:eastAsia="Avenir Next"/>
+                <w:color w:val="1A1A1A"/>
+                <w:sz w:val="22"/>
+                <w:szCs w:val="20"/>
+              </w:rPr>
+              <w:t xml:space="preserve">How far ahead is the faster rider after 5 hours?</w:t>
             </w:r>
             <w:r>
               <w:rPr>
@@ -2751,7 +2773,7 @@
                 <w:sz w:val="20"/>
                 <w:szCs w:val="20"/>
               </w:rPr>
-              <w:tab/>
+              <w:t xml:space="preserve">  </w:t>
             </w:r>
             <w:r>
               <w:rPr>
@@ -2759,24 +2781,6 @@
                 <w:color w:val="1A1A1A"/>
                 <w:sz w:val="20"/>
                 <w:szCs w:val="20"/>
-              </w:rPr>
-              <w:t xml:space="preserve">How far ahead is the faster rider after 5 hours?</w:t>
-            </w:r>
-            <w:r>
-              <w:rPr>
-                <w:rFonts w:ascii="Avenir Next" w:hAnsi="Avenir Next" w:cs="Avenir Next" w:eastAsia="Avenir Next"/>
-                <w:color w:val="1A1A1A"/>
-                <w:sz w:val="20"/>
-                <w:szCs w:val="20"/>
-              </w:rPr>
-              <w:t xml:space="preserve">  </w:t>
-            </w:r>
-            <w:r>
-              <w:rPr>
-                <w:rFonts w:ascii="Avenir Next" w:hAnsi="Avenir Next" w:cs="Avenir Next" w:eastAsia="Avenir Next"/>
-                <w:color w:val="1A1A1A"/>
-                <w:sz w:val="20"/>
-                <w:szCs w:val="20"/>
                 <w:u w:val="single"/>
               </w:rPr>
               <w:t xml:space="preserve">                </w:t>
@@ -2785,7 +2789,7 @@
               <w:rPr>
                 <w:rFonts w:ascii="Avenir Next" w:hAnsi="Avenir Next" w:cs="Avenir Next" w:eastAsia="Avenir Next"/>
                 <w:color w:val="1A1A1A"/>
-                <w:sz w:val="20"/>
+                <w:sz w:val="22"/>
                 <w:szCs w:val="20"/>
               </w:rPr>
               <w:t xml:space="preserve"> km</w:t>
@@ -2793,7 +2797,7 @@
           </w:p>
           <w:p>
             <w:pPr>
-              <w:spacing w:before="0" w:after="0" w:line="60" w:lineRule="auto"/>
+              <w:spacing w:before="0" w:after="0" w:line="50" w:lineRule="exact"/>
             </w:pPr>
           </w:p>
           <w:tbl>
@@ -2851,7 +2855,7 @@
           </w:tbl>
           <w:p>
             <w:pPr>
-              <w:spacing w:before="0" w:after="0" w:line="24" w:lineRule="auto"/>
+              <w:spacing w:before="0" w:after="0" w:line="50" w:lineRule="exact"/>
             </w:pPr>
           </w:p>
         </w:tc>
@@ -2859,11 +2863,12 @@
     </w:tbl>
     <w:p>
       <w:pPr>
-        <w:spacing w:before="0" w:after="0" w:line="20" w:lineRule="exact"/>
+        <w:spacing w:before="0" w:after="0" w:line="50" w:lineRule="exact"/>
       </w:pPr>
     </w:p>
     <w:p>
       <w:pPr>
+        <w:pStyle w:val="Heading2"/>
         <w:keepNext/>
         <w:pBdr>
           <w:bottom w:val="single" w:sz="8" w:space="3" w:color="003A70"/>
@@ -2879,7 +2884,7 @@
           <w:b/>
           <w:color w:val="003A70"/>
           <w:spacing w:val="14"/>
-          <w:sz w:val="19"/>
+          <w:sz w:val="22"/>
           <w:szCs w:val="19"/>
         </w:rPr>
         <w:t xml:space="preserve">FIND THE ERROR</w:t>
@@ -2898,7 +2903,7 @@
           <w:rFonts w:ascii="Avenir Next" w:hAnsi="Avenir Next" w:cs="Avenir Next" w:eastAsia="Avenir Next"/>
           <w:i/>
           <w:color w:val="5A5F66"/>
-          <w:sz w:val="17"/>
+          <w:sz w:val="22"/>
           <w:szCs w:val="17"/>
         </w:rPr>
         <w:t xml:space="preserve">explain the mistake, then fix it</w:t>
@@ -2906,7 +2911,7 @@
     </w:p>
     <w:p>
       <w:pPr>
-        <w:spacing w:before="0" w:after="0" w:line="20" w:lineRule="exact"/>
+        <w:spacing w:before="0" w:after="0" w:line="50" w:lineRule="exact"/>
       </w:pPr>
     </w:p>
     <w:tbl>
@@ -2956,18 +2961,18 @@
                 <w:rFonts w:ascii="Avenir Next" w:hAnsi="Avenir Next" w:cs="Avenir Next" w:eastAsia="Avenir Next"/>
                 <w:b/>
                 <w:color w:val="1A1A1A"/>
+                <w:sz w:val="22"/>
+                <w:szCs w:val="20"/>
+              </w:rPr>
+              <w:t xml:space="preserve">9.</w:t>
+            </w:r>
+            <w:r>
+              <w:rPr>
+                <w:rFonts w:ascii="Avenir Next" w:hAnsi="Avenir Next" w:cs="Avenir Next" w:eastAsia="Avenir Next"/>
+                <w:color w:val="1A1A1A"/>
                 <w:sz w:val="20"/>
                 <w:szCs w:val="20"/>
               </w:rPr>
-              <w:t xml:space="preserve">9.</w:t>
-            </w:r>
-            <w:r>
-              <w:rPr>
-                <w:rFonts w:ascii="Avenir Next" w:hAnsi="Avenir Next" w:cs="Avenir Next" w:eastAsia="Avenir Next"/>
-                <w:color w:val="1A1A1A"/>
-                <w:sz w:val="20"/>
-                <w:szCs w:val="20"/>
-              </w:rPr>
               <w:tab/>
             </w:r>
             <w:r>
@@ -2975,7 +2980,7 @@
                 <w:rFonts w:ascii="Avenir Next" w:hAnsi="Avenir Next" w:cs="Avenir Next" w:eastAsia="Avenir Next"/>
                 <w:b/>
                 <w:color w:val="1A1A1A"/>
-                <w:sz w:val="20"/>
+                <w:sz w:val="22"/>
                 <w:szCs w:val="20"/>
               </w:rPr>
               <w:t xml:space="preserve">Priya’s Work.  </w:t>
@@ -2984,7 +2989,7 @@
               <w:rPr>
                 <w:rFonts w:ascii="Avenir Next" w:hAnsi="Avenir Next" w:cs="Avenir Next" w:eastAsia="Avenir Next"/>
                 <w:color w:val="1A1A1A"/>
-                <w:sz w:val="20"/>
+                <w:sz w:val="22"/>
                 <w:szCs w:val="20"/>
               </w:rPr>
               <w:t xml:space="preserve">A graph of tickets (x) and cost in dollars (y) passes through (1, 6). Priya says, “This means 6 tickets cost 1 dollar.” Explain her mistake and say what the point really means.</w:t>
@@ -3030,7 +3035,7 @@
                 </w:tcPr>
                 <w:p>
                   <w:pPr>
-                    <w:spacing w:before="0" w:after="0" w:line="240" w:lineRule="auto"/>
+                    <w:spacing w:before="0" w:after="0" w:line="50" w:lineRule="exact"/>
                   </w:pPr>
                 </w:p>
               </w:tc>
@@ -3050,7 +3055,7 @@
                 </w:tcPr>
                 <w:p>
                   <w:pPr>
-                    <w:spacing w:before="0" w:after="0" w:line="240" w:lineRule="auto"/>
+                    <w:spacing w:before="0" w:after="0" w:line="50" w:lineRule="exact"/>
                   </w:pPr>
                 </w:p>
               </w:tc>
@@ -3070,7 +3075,7 @@
                 </w:tcPr>
                 <w:p>
                   <w:pPr>
-                    <w:spacing w:before="0" w:after="0" w:line="240" w:lineRule="auto"/>
+                    <w:spacing w:before="0" w:after="0" w:line="50" w:lineRule="exact"/>
                   </w:pPr>
                 </w:p>
               </w:tc>
@@ -3078,7 +3083,7 @@
           </w:tbl>
           <w:p>
             <w:pPr>
-              <w:spacing w:before="0" w:after="0" w:line="24" w:lineRule="auto"/>
+              <w:spacing w:before="0" w:after="0" w:line="50" w:lineRule="exact"/>
             </w:pPr>
           </w:p>
         </w:tc>
@@ -3086,11 +3091,12 @@
     </w:tbl>
     <w:p>
       <w:pPr>
-        <w:spacing w:before="0" w:after="0" w:line="20" w:lineRule="exact"/>
+        <w:spacing w:before="0" w:after="0" w:line="50" w:lineRule="exact"/>
       </w:pPr>
     </w:p>
     <w:p>
       <w:pPr>
+        <w:pStyle w:val="Heading2"/>
         <w:keepNext/>
         <w:pBdr>
           <w:bottom w:val="single" w:sz="8" w:space="3" w:color="003A70"/>
@@ -3106,7 +3112,7 @@
           <w:b/>
           <w:color w:val="003A70"/>
           <w:spacing w:val="14"/>
-          <w:sz w:val="19"/>
+          <w:sz w:val="22"/>
           <w:szCs w:val="19"/>
         </w:rPr>
         <w:t xml:space="preserve">TEST PRACTICE</w:t>
@@ -3125,7 +3131,7 @@
           <w:rFonts w:ascii="Avenir Next" w:hAnsi="Avenir Next" w:cs="Avenir Next" w:eastAsia="Avenir Next"/>
           <w:i/>
           <w:color w:val="5A5F66"/>
-          <w:sz w:val="17"/>
+          <w:sz w:val="22"/>
           <w:szCs w:val="17"/>
         </w:rPr>
         <w:t xml:space="preserve">choose the best answer</w:t>
@@ -3133,7 +3139,7 @@
     </w:p>
     <w:p>
       <w:pPr>
-        <w:spacing w:before="0" w:after="0" w:line="20" w:lineRule="exact"/>
+        <w:spacing w:before="0" w:after="0" w:line="50" w:lineRule="exact"/>
       </w:pPr>
     </w:p>
     <w:tbl>
@@ -3183,25 +3189,25 @@
                 <w:rFonts w:ascii="Avenir Next" w:hAnsi="Avenir Next" w:cs="Avenir Next" w:eastAsia="Avenir Next"/>
                 <w:b/>
                 <w:color w:val="1A1A1A"/>
+                <w:sz w:val="22"/>
+                <w:szCs w:val="20"/>
+              </w:rPr>
+              <w:t xml:space="preserve">10.</w:t>
+            </w:r>
+            <w:r>
+              <w:rPr>
+                <w:rFonts w:ascii="Avenir Next" w:hAnsi="Avenir Next" w:cs="Avenir Next" w:eastAsia="Avenir Next"/>
+                <w:color w:val="1A1A1A"/>
                 <w:sz w:val="20"/>
                 <w:szCs w:val="20"/>
               </w:rPr>
-              <w:t xml:space="preserve">10.</w:t>
-            </w:r>
-            <w:r>
-              <w:rPr>
-                <w:rFonts w:ascii="Avenir Next" w:hAnsi="Avenir Next" w:cs="Avenir Next" w:eastAsia="Avenir Next"/>
-                <w:color w:val="1A1A1A"/>
-                <w:sz w:val="20"/>
-                <w:szCs w:val="20"/>
-              </w:rPr>
               <w:tab/>
             </w:r>
             <w:r>
               <w:rPr>
                 <w:rFonts w:ascii="Avenir Next" w:hAnsi="Avenir Next" w:cs="Avenir Next" w:eastAsia="Avenir Next"/>
                 <w:color w:val="1A1A1A"/>
-                <w:sz w:val="20"/>
+                <w:sz w:val="22"/>
                 <w:szCs w:val="20"/>
               </w:rPr>
               <w:t xml:space="preserve">A point (3, 24) on a graph of boxes (x) and pens (y) means —</w:t>
@@ -3255,7 +3261,7 @@
                       <w:rFonts w:ascii="Avenir Next" w:hAnsi="Avenir Next" w:cs="Avenir Next" w:eastAsia="Avenir Next"/>
                       <w:b/>
                       <w:color w:val="003A70"/>
-                      <w:sz w:val="19"/>
+                      <w:sz w:val="22"/>
                       <w:szCs w:val="19"/>
                     </w:rPr>
                     <w:t xml:space="preserve">A</w:t>
@@ -3273,7 +3279,7 @@
                     <w:rPr>
                       <w:rFonts w:ascii="Avenir Next" w:hAnsi="Avenir Next" w:cs="Avenir Next" w:eastAsia="Avenir Next"/>
                       <w:color w:val="1A1A1A"/>
-                      <w:sz w:val="19"/>
+                      <w:sz w:val="22"/>
                       <w:szCs w:val="19"/>
                     </w:rPr>
                     <w:t xml:space="preserve">24 boxes hold 3 pens</w:t>
@@ -3298,7 +3304,7 @@
                       <w:rFonts w:ascii="Avenir Next" w:hAnsi="Avenir Next" w:cs="Avenir Next" w:eastAsia="Avenir Next"/>
                       <w:b/>
                       <w:color w:val="003A70"/>
-                      <w:sz w:val="19"/>
+                      <w:sz w:val="22"/>
                       <w:szCs w:val="19"/>
                     </w:rPr>
                     <w:t xml:space="preserve">B</w:t>
@@ -3316,7 +3322,7 @@
                     <w:rPr>
                       <w:rFonts w:ascii="Avenir Next" w:hAnsi="Avenir Next" w:cs="Avenir Next" w:eastAsia="Avenir Next"/>
                       <w:color w:val="1A1A1A"/>
-                      <w:sz w:val="19"/>
+                      <w:sz w:val="22"/>
                       <w:szCs w:val="19"/>
                     </w:rPr>
                     <w:t xml:space="preserve">3 boxes hold 24 pens</w:t>
@@ -3346,7 +3352,7 @@
                       <w:rFonts w:ascii="Avenir Next" w:hAnsi="Avenir Next" w:cs="Avenir Next" w:eastAsia="Avenir Next"/>
                       <w:b/>
                       <w:color w:val="003A70"/>
-                      <w:sz w:val="19"/>
+                      <w:sz w:val="22"/>
                       <w:szCs w:val="19"/>
                     </w:rPr>
                     <w:t xml:space="preserve">C</w:t>
@@ -3364,7 +3370,7 @@
                     <w:rPr>
                       <w:rFonts w:ascii="Avenir Next" w:hAnsi="Avenir Next" w:cs="Avenir Next" w:eastAsia="Avenir Next"/>
                       <w:color w:val="1A1A1A"/>
-                      <w:sz w:val="19"/>
+                      <w:sz w:val="22"/>
                       <w:szCs w:val="19"/>
                     </w:rPr>
                     <w:t xml:space="preserve">each box holds 3 pens</w:t>
@@ -3389,7 +3395,7 @@
                       <w:rFonts w:ascii="Avenir Next" w:hAnsi="Avenir Next" w:cs="Avenir Next" w:eastAsia="Avenir Next"/>
                       <w:b/>
                       <w:color w:val="003A70"/>
-                      <w:sz w:val="19"/>
+                      <w:sz w:val="22"/>
                       <w:szCs w:val="19"/>
                     </w:rPr>
                     <w:t xml:space="preserve">D</w:t>
@@ -3407,7 +3413,7 @@
                     <w:rPr>
                       <w:rFonts w:ascii="Avenir Next" w:hAnsi="Avenir Next" w:cs="Avenir Next" w:eastAsia="Avenir Next"/>
                       <w:color w:val="1A1A1A"/>
-                      <w:sz w:val="19"/>
+                      <w:sz w:val="22"/>
                       <w:szCs w:val="19"/>
                     </w:rPr>
                     <w:t xml:space="preserve">there are 27 pens in all</w:t>
@@ -3418,7 +3424,7 @@
           </w:tbl>
           <w:p>
             <w:pPr>
-              <w:spacing w:before="0" w:after="0" w:line="24" w:lineRule="auto"/>
+              <w:spacing w:before="0" w:after="0" w:line="50" w:lineRule="exact"/>
             </w:pPr>
           </w:p>
         </w:tc>
@@ -3426,12 +3432,12 @@
     </w:tbl>
     <w:p>
       <w:pPr>
-        <w:spacing w:before="0" w:after="0" w:line="20" w:lineRule="exact"/>
+        <w:spacing w:before="0" w:after="0" w:line="50" w:lineRule="exact"/>
       </w:pPr>
     </w:p>
     <w:p>
       <w:pPr>
-        <w:spacing w:before="0" w:after="0" w:line="20" w:lineRule="exact"/>
+        <w:spacing w:before="0" w:after="0" w:line="50" w:lineRule="exact"/>
       </w:pPr>
     </w:p>
     <w:tbl>
@@ -3481,25 +3487,25 @@
                 <w:rFonts w:ascii="Avenir Next" w:hAnsi="Avenir Next" w:cs="Avenir Next" w:eastAsia="Avenir Next"/>
                 <w:b/>
                 <w:color w:val="1A1A1A"/>
+                <w:sz w:val="22"/>
+                <w:szCs w:val="20"/>
+              </w:rPr>
+              <w:t xml:space="preserve">11.</w:t>
+            </w:r>
+            <w:r>
+              <w:rPr>
+                <w:rFonts w:ascii="Avenir Next" w:hAnsi="Avenir Next" w:cs="Avenir Next" w:eastAsia="Avenir Next"/>
+                <w:color w:val="1A1A1A"/>
                 <w:sz w:val="20"/>
                 <w:szCs w:val="20"/>
               </w:rPr>
-              <w:t xml:space="preserve">11.</w:t>
-            </w:r>
-            <w:r>
-              <w:rPr>
-                <w:rFonts w:ascii="Avenir Next" w:hAnsi="Avenir Next" w:cs="Avenir Next" w:eastAsia="Avenir Next"/>
-                <w:color w:val="1A1A1A"/>
-                <w:sz w:val="20"/>
-                <w:szCs w:val="20"/>
-              </w:rPr>
               <w:tab/>
             </w:r>
             <w:r>
               <w:rPr>
                 <w:rFonts w:ascii="Avenir Next" w:hAnsi="Avenir Next" w:cs="Avenir Next" w:eastAsia="Avenir Next"/>
                 <w:color w:val="1A1A1A"/>
-                <w:sz w:val="20"/>
+                <w:sz w:val="22"/>
                 <w:szCs w:val="20"/>
               </w:rPr>
               <w:t xml:space="preserve">A ratio graph passes through (6, 42). The unit rate is —</w:t>
@@ -3555,7 +3561,7 @@
                       <w:rFonts w:ascii="Avenir Next" w:hAnsi="Avenir Next" w:cs="Avenir Next" w:eastAsia="Avenir Next"/>
                       <w:b/>
                       <w:color w:val="003A70"/>
-                      <w:sz w:val="19"/>
+                      <w:sz w:val="22"/>
                       <w:szCs w:val="19"/>
                     </w:rPr>
                     <w:t xml:space="preserve">A</w:t>
@@ -3573,7 +3579,7 @@
                     <w:rPr>
                       <w:rFonts w:ascii="Avenir Next" w:hAnsi="Avenir Next" w:cs="Avenir Next" w:eastAsia="Avenir Next"/>
                       <w:color w:val="1A1A1A"/>
-                      <w:sz w:val="19"/>
+                      <w:sz w:val="22"/>
                       <w:szCs w:val="19"/>
                     </w:rPr>
                     <w:t xml:space="preserve">36</w:t>
@@ -3598,7 +3604,7 @@
                       <w:rFonts w:ascii="Avenir Next" w:hAnsi="Avenir Next" w:cs="Avenir Next" w:eastAsia="Avenir Next"/>
                       <w:b/>
                       <w:color w:val="003A70"/>
-                      <w:sz w:val="19"/>
+                      <w:sz w:val="22"/>
                       <w:szCs w:val="19"/>
                     </w:rPr>
                     <w:t xml:space="preserve">B</w:t>
@@ -3616,7 +3622,7 @@
                     <w:rPr>
                       <w:rFonts w:ascii="Avenir Next" w:hAnsi="Avenir Next" w:cs="Avenir Next" w:eastAsia="Avenir Next"/>
                       <w:color w:val="1A1A1A"/>
-                      <w:sz w:val="19"/>
+                      <w:sz w:val="22"/>
                       <w:szCs w:val="19"/>
                     </w:rPr>
                     <w:t xml:space="preserve">48</w:t>
@@ -3641,7 +3647,7 @@
                       <w:rFonts w:ascii="Avenir Next" w:hAnsi="Avenir Next" w:cs="Avenir Next" w:eastAsia="Avenir Next"/>
                       <w:b/>
                       <w:color w:val="003A70"/>
-                      <w:sz w:val="19"/>
+                      <w:sz w:val="22"/>
                       <w:szCs w:val="19"/>
                     </w:rPr>
                     <w:t xml:space="preserve">C</w:t>
@@ -3659,7 +3665,7 @@
                     <w:rPr>
                       <w:rFonts w:ascii="Avenir Next" w:hAnsi="Avenir Next" w:cs="Avenir Next" w:eastAsia="Avenir Next"/>
                       <w:color w:val="1A1A1A"/>
-                      <w:sz w:val="19"/>
+                      <w:sz w:val="22"/>
                       <w:szCs w:val="19"/>
                     </w:rPr>
                     <w:t xml:space="preserve">7</w:t>
@@ -3684,7 +3690,7 @@
                       <w:rFonts w:ascii="Avenir Next" w:hAnsi="Avenir Next" w:cs="Avenir Next" w:eastAsia="Avenir Next"/>
                       <w:b/>
                       <w:color w:val="003A70"/>
-                      <w:sz w:val="19"/>
+                      <w:sz w:val="22"/>
                       <w:szCs w:val="19"/>
                     </w:rPr>
                     <w:t xml:space="preserve">D</w:t>
@@ -3702,7 +3708,7 @@
                     <w:rPr>
                       <w:rFonts w:ascii="Avenir Next" w:hAnsi="Avenir Next" w:cs="Avenir Next" w:eastAsia="Avenir Next"/>
                       <w:color w:val="1A1A1A"/>
-                      <w:sz w:val="19"/>
+                      <w:sz w:val="22"/>
                       <w:szCs w:val="19"/>
                     </w:rPr>
                     <w:t xml:space="preserve">252</w:t>
@@ -3713,7 +3719,7 @@
           </w:tbl>
           <w:p>
             <w:pPr>
-              <w:spacing w:before="0" w:after="0" w:line="24" w:lineRule="auto"/>
+              <w:spacing w:before="0" w:after="0" w:line="50" w:lineRule="exact"/>
             </w:pPr>
           </w:p>
         </w:tc>
@@ -3721,11 +3727,12 @@
     </w:tbl>
     <w:p>
       <w:pPr>
-        <w:spacing w:before="0" w:after="0" w:line="20" w:lineRule="exact"/>
+        <w:spacing w:before="0" w:after="0" w:line="50" w:lineRule="exact"/>
       </w:pPr>
     </w:p>
     <w:p>
       <w:pPr>
+        <w:pStyle w:val="Heading2"/>
         <w:keepNext/>
         <w:pBdr>
           <w:bottom w:val="single" w:sz="8" w:space="3" w:color="003A70"/>
@@ -3741,7 +3748,7 @@
           <w:b/>
           <w:color w:val="003A70"/>
           <w:spacing w:val="14"/>
-          <w:sz w:val="19"/>
+          <w:sz w:val="22"/>
           <w:szCs w:val="19"/>
         </w:rPr>
         <w:t xml:space="preserve">SELF-CHECK CODE</w:t>
@@ -3760,7 +3767,7 @@
           <w:rFonts w:ascii="Avenir Next" w:hAnsi="Avenir Next" w:cs="Avenir Next" w:eastAsia="Avenir Next"/>
           <w:i/>
           <w:color w:val="5A5F66"/>
-          <w:sz w:val="17"/>
+          <w:sz w:val="22"/>
           <w:szCs w:val="17"/>
         </w:rPr>
         <w:t xml:space="preserve">find your answer · copy its letter into that problem’s box · spell a math word</w:t>
@@ -3819,7 +3826,7 @@
                 <w:rFonts w:ascii="Avenir Next" w:hAnsi="Avenir Next" w:cs="Avenir Next" w:eastAsia="Avenir Next"/>
                 <w:b/>
                 <w:color w:val="1A1A1A"/>
-                <w:sz w:val="18"/>
+                <w:sz w:val="22"/>
                 <w:szCs w:val="18"/>
               </w:rPr>
               <w:t xml:space="preserve">288</w:t>
@@ -3835,7 +3842,7 @@
                 <w:rFonts w:ascii="Avenir Next" w:hAnsi="Avenir Next" w:cs="Avenir Next" w:eastAsia="Avenir Next"/>
                 <w:b/>
                 <w:color w:val="003A70"/>
-                <w:sz w:val="18"/>
+                <w:sz w:val="22"/>
                 <w:szCs w:val="18"/>
               </w:rPr>
               <w:t xml:space="preserve">Z</w:t>
@@ -3858,7 +3865,7 @@
                 <w:rFonts w:ascii="Avenir Next" w:hAnsi="Avenir Next" w:cs="Avenir Next" w:eastAsia="Avenir Next"/>
                 <w:b/>
                 <w:color w:val="1A1A1A"/>
-                <w:sz w:val="18"/>
+                <w:sz w:val="22"/>
                 <w:szCs w:val="18"/>
               </w:rPr>
               <w:t xml:space="preserve">11</w:t>
@@ -3874,7 +3881,7 @@
                 <w:rFonts w:ascii="Avenir Next" w:hAnsi="Avenir Next" w:cs="Avenir Next" w:eastAsia="Avenir Next"/>
                 <w:b/>
                 <w:color w:val="003A70"/>
-                <w:sz w:val="18"/>
+                <w:sz w:val="22"/>
                 <w:szCs w:val="18"/>
               </w:rPr>
               <w:t xml:space="preserve">X</w:t>
@@ -3897,7 +3904,7 @@
                 <w:rFonts w:ascii="Avenir Next" w:hAnsi="Avenir Next" w:cs="Avenir Next" w:eastAsia="Avenir Next"/>
                 <w:b/>
                 <w:color w:val="1A1A1A"/>
-                <w:sz w:val="18"/>
+                <w:sz w:val="22"/>
                 <w:szCs w:val="18"/>
               </w:rPr>
               <w:t xml:space="preserve">(6, 66)</w:t>
@@ -3913,7 +3920,7 @@
                 <w:rFonts w:ascii="Avenir Next" w:hAnsi="Avenir Next" w:cs="Avenir Next" w:eastAsia="Avenir Next"/>
                 <w:b/>
                 <w:color w:val="003A70"/>
-                <w:sz w:val="18"/>
+                <w:sz w:val="22"/>
                 <w:szCs w:val="18"/>
               </w:rPr>
               <w:t xml:space="preserve">T</w:t>
@@ -3936,7 +3943,7 @@
                 <w:rFonts w:ascii="Avenir Next" w:hAnsi="Avenir Next" w:cs="Avenir Next" w:eastAsia="Avenir Next"/>
                 <w:b/>
                 <w:color w:val="1A1A1A"/>
-                <w:sz w:val="18"/>
+                <w:sz w:val="22"/>
                 <w:szCs w:val="18"/>
               </w:rPr>
               <w:t xml:space="preserve">15</w:t>
@@ -3952,7 +3959,7 @@
                 <w:rFonts w:ascii="Avenir Next" w:hAnsi="Avenir Next" w:cs="Avenir Next" w:eastAsia="Avenir Next"/>
                 <w:b/>
                 <w:color w:val="003A70"/>
-                <w:sz w:val="18"/>
+                <w:sz w:val="22"/>
                 <w:szCs w:val="18"/>
               </w:rPr>
               <w:t xml:space="preserve">D</w:t>
@@ -3975,7 +3982,7 @@
                 <w:rFonts w:ascii="Avenir Next" w:hAnsi="Avenir Next" w:cs="Avenir Next" w:eastAsia="Avenir Next"/>
                 <w:b/>
                 <w:color w:val="1A1A1A"/>
-                <w:sz w:val="18"/>
+                <w:sz w:val="22"/>
                 <w:szCs w:val="18"/>
               </w:rPr>
               <w:t xml:space="preserve">45</w:t>
@@ -3991,7 +3998,7 @@
                 <w:rFonts w:ascii="Avenir Next" w:hAnsi="Avenir Next" w:cs="Avenir Next" w:eastAsia="Avenir Next"/>
                 <w:b/>
                 <w:color w:val="003A70"/>
-                <w:sz w:val="18"/>
+                <w:sz w:val="22"/>
                 <w:szCs w:val="18"/>
               </w:rPr>
               <w:t xml:space="preserve">E</w:t>
@@ -4014,7 +4021,7 @@
                 <w:rFonts w:ascii="Avenir Next" w:hAnsi="Avenir Next" w:cs="Avenir Next" w:eastAsia="Avenir Next"/>
                 <w:b/>
                 <w:color w:val="1A1A1A"/>
-                <w:sz w:val="18"/>
+                <w:sz w:val="22"/>
                 <w:szCs w:val="18"/>
               </w:rPr>
               <w:t xml:space="preserve">8</w:t>
@@ -4030,7 +4037,7 @@
                 <w:rFonts w:ascii="Avenir Next" w:hAnsi="Avenir Next" w:cs="Avenir Next" w:eastAsia="Avenir Next"/>
                 <w:b/>
                 <w:color w:val="003A70"/>
-                <w:sz w:val="18"/>
+                <w:sz w:val="22"/>
                 <w:szCs w:val="18"/>
               </w:rPr>
               <w:t xml:space="preserve">A</w:t>
@@ -4053,7 +4060,7 @@
                 <w:rFonts w:ascii="Avenir Next" w:hAnsi="Avenir Next" w:cs="Avenir Next" w:eastAsia="Avenir Next"/>
                 <w:b/>
                 <w:color w:val="1A1A1A"/>
-                <w:sz w:val="18"/>
+                <w:sz w:val="22"/>
                 <w:szCs w:val="18"/>
               </w:rPr>
               <w:t xml:space="preserve">28</w:t>
@@ -4069,7 +4076,7 @@
                 <w:rFonts w:ascii="Avenir Next" w:hAnsi="Avenir Next" w:cs="Avenir Next" w:eastAsia="Avenir Next"/>
                 <w:b/>
                 <w:color w:val="003A70"/>
-                <w:sz w:val="18"/>
+                <w:sz w:val="22"/>
                 <w:szCs w:val="18"/>
               </w:rPr>
               <w:t xml:space="preserve">H</w:t>
@@ -4092,7 +4099,7 @@
                 <w:rFonts w:ascii="Avenir Next" w:hAnsi="Avenir Next" w:cs="Avenir Next" w:eastAsia="Avenir Next"/>
                 <w:b/>
                 <w:color w:val="1A1A1A"/>
-                <w:sz w:val="18"/>
+                <w:sz w:val="22"/>
                 <w:szCs w:val="18"/>
               </w:rPr>
               <w:t xml:space="preserve">(1, 1.5)</w:t>
@@ -4108,7 +4115,7 @@
                 <w:rFonts w:ascii="Avenir Next" w:hAnsi="Avenir Next" w:cs="Avenir Next" w:eastAsia="Avenir Next"/>
                 <w:b/>
                 <w:color w:val="003A70"/>
-                <w:sz w:val="18"/>
+                <w:sz w:val="22"/>
                 <w:szCs w:val="18"/>
               </w:rPr>
               <w:t xml:space="preserve">C</w:t>
@@ -4131,7 +4138,7 @@
                 <w:rFonts w:ascii="Avenir Next" w:hAnsi="Avenir Next" w:cs="Avenir Next" w:eastAsia="Avenir Next"/>
                 <w:b/>
                 <w:color w:val="1A1A1A"/>
-                <w:sz w:val="18"/>
+                <w:sz w:val="22"/>
                 <w:szCs w:val="18"/>
               </w:rPr>
               <w:t xml:space="preserve">84</w:t>
@@ -4147,7 +4154,7 @@
                 <w:rFonts w:ascii="Avenir Next" w:hAnsi="Avenir Next" w:cs="Avenir Next" w:eastAsia="Avenir Next"/>
                 <w:b/>
                 <w:color w:val="003A70"/>
-                <w:sz w:val="18"/>
+                <w:sz w:val="22"/>
                 <w:szCs w:val="18"/>
               </w:rPr>
               <w:t xml:space="preserve">R</w:t>
@@ -4170,7 +4177,7 @@
                 <w:rFonts w:ascii="Avenir Next" w:hAnsi="Avenir Next" w:cs="Avenir Next" w:eastAsia="Avenir Next"/>
                 <w:b/>
                 <w:color w:val="1A1A1A"/>
-                <w:sz w:val="18"/>
+                <w:sz w:val="22"/>
                 <w:szCs w:val="18"/>
               </w:rPr>
               <w:t xml:space="preserve">(66, 6)</w:t>
@@ -4186,7 +4193,7 @@
                 <w:rFonts w:ascii="Avenir Next" w:hAnsi="Avenir Next" w:cs="Avenir Next" w:eastAsia="Avenir Next"/>
                 <w:b/>
                 <w:color w:val="003A70"/>
-                <w:sz w:val="18"/>
+                <w:sz w:val="22"/>
                 <w:szCs w:val="18"/>
               </w:rPr>
               <w:t xml:space="preserve">Q</w:t>
@@ -4197,7 +4204,7 @@
     </w:tbl>
     <w:p>
       <w:pPr>
-        <w:spacing w:before="0" w:after="0" w:line="60" w:lineRule="auto"/>
+        <w:spacing w:before="0" w:after="0" w:line="50" w:lineRule="exact"/>
       </w:pPr>
     </w:p>
     <w:tbl>
@@ -4386,7 +4393,7 @@
     </w:tbl>
     <w:p>
       <w:pPr>
-        <w:spacing w:before="0" w:after="0" w:line="40" w:lineRule="auto"/>
+        <w:spacing w:before="0" w:after="0" w:line="50" w:lineRule="exact"/>
       </w:pPr>
     </w:p>
     <w:tbl>
@@ -4428,6 +4435,7 @@
           </w:tcPr>
           <w:p>
             <w:pPr>
+              <w:pStyle w:val="Heading2"/>
               <w:spacing w:before="0" w:after="0" w:line="240" w:lineRule="auto"/>
             </w:pPr>
             <w:r>
@@ -4465,7 +4473,7 @@
               <w:rPr>
                 <w:rFonts w:ascii="Avenir Next" w:hAnsi="Avenir Next" w:cs="Avenir Next" w:eastAsia="Avenir Next"/>
                 <w:color w:val="1A1A1A"/>
-                <w:sz w:val="17"/>
+                <w:sz w:val="22"/>
                 <w:szCs w:val="17"/>
               </w:rPr>
               <w:t xml:space="preserve">  I can do this on my own</w:t>
@@ -4494,7 +4502,7 @@
               <w:rPr>
                 <w:rFonts w:ascii="Avenir Next" w:hAnsi="Avenir Next" w:cs="Avenir Next" w:eastAsia="Avenir Next"/>
                 <w:color w:val="1A1A1A"/>
-                <w:sz w:val="17"/>
+                <w:sz w:val="22"/>
                 <w:szCs w:val="17"/>
               </w:rPr>
               <w:t xml:space="preserve">  I need a little help</w:t>
@@ -4523,7 +4531,7 @@
               <w:rPr>
                 <w:rFonts w:ascii="Avenir Next" w:hAnsi="Avenir Next" w:cs="Avenir Next" w:eastAsia="Avenir Next"/>
                 <w:color w:val="1A1A1A"/>
-                <w:sz w:val="17"/>
+                <w:sz w:val="22"/>
                 <w:szCs w:val="17"/>
               </w:rPr>
               <w:t xml:space="preserve">  I have a question about #</w:t>
@@ -4544,7 +4552,7 @@
     </w:tbl>
     <w:p>
       <w:pPr>
-        <w:spacing w:before="0" w:after="0" w:line="20" w:lineRule="exact"/>
+        <w:spacing w:before="0" w:after="0" w:line="50" w:lineRule="exact"/>
       </w:pPr>
     </w:p>
     <w:sectPr>
@@ -4630,7 +4638,106 @@
               <w:sz w:val="15"/>
               <w:szCs w:val="15"/>
             </w:rPr>
-            <w:t xml:space="preserve">Lesson 3-4  ·  Session 2  ·  Practice Form B</w:t>
+            <w:t xml:space="preserve">3-4 · Page </w:t>
+          </w:r>
+          <w:r>
+            <w:rPr>
+              <w:rFonts w:ascii="Avenir Next" w:hAnsi="Avenir Next" w:cs="Avenir Next" w:eastAsia="Avenir Next"/>
+              <w:color w:val="5A5F66"/>
+              <w:sz w:val="15"/>
+              <w:szCs w:val="15"/>
+            </w:rPr>
+            <w:fldChar w:fldCharType="begin"/>
+          </w:r>
+          <w:r>
+            <w:rPr>
+              <w:rFonts w:ascii="Avenir Next" w:hAnsi="Avenir Next" w:cs="Avenir Next" w:eastAsia="Avenir Next"/>
+              <w:color w:val="5A5F66"/>
+              <w:sz w:val="15"/>
+              <w:szCs w:val="15"/>
+            </w:rPr>
+            <w:instrText xml:space="preserve"> PAGE </w:instrText>
+          </w:r>
+          <w:r>
+            <w:rPr>
+              <w:rFonts w:ascii="Avenir Next" w:hAnsi="Avenir Next" w:cs="Avenir Next" w:eastAsia="Avenir Next"/>
+              <w:color w:val="5A5F66"/>
+              <w:sz w:val="15"/>
+              <w:szCs w:val="15"/>
+            </w:rPr>
+            <w:fldChar w:fldCharType="separate"/>
+          </w:r>
+          <w:r>
+            <w:rPr>
+              <w:rFonts w:ascii="Avenir Next" w:hAnsi="Avenir Next" w:cs="Avenir Next" w:eastAsia="Avenir Next"/>
+              <w:color w:val="5A5F66"/>
+              <w:sz w:val="15"/>
+              <w:szCs w:val="15"/>
+            </w:rPr>
+            <w:t xml:space="preserve">1</w:t>
+          </w:r>
+          <w:r>
+            <w:rPr>
+              <w:rFonts w:ascii="Avenir Next" w:hAnsi="Avenir Next" w:cs="Avenir Next" w:eastAsia="Avenir Next"/>
+              <w:color w:val="5A5F66"/>
+              <w:sz w:val="15"/>
+              <w:szCs w:val="15"/>
+            </w:rPr>
+            <w:fldChar w:fldCharType="end"/>
+          </w:r>
+          <w:r>
+            <w:rPr>
+              <w:rFonts w:ascii="Avenir Next" w:hAnsi="Avenir Next" w:cs="Avenir Next" w:eastAsia="Avenir Next"/>
+              <w:color w:val="5A5F66"/>
+              <w:sz w:val="15"/>
+              <w:szCs w:val="15"/>
+            </w:rPr>
+            <w:t xml:space="preserve"> of </w:t>
+          </w:r>
+          <w:r>
+            <w:rPr>
+              <w:rFonts w:ascii="Avenir Next" w:hAnsi="Avenir Next" w:cs="Avenir Next" w:eastAsia="Avenir Next"/>
+              <w:color w:val="5A5F66"/>
+              <w:sz w:val="15"/>
+              <w:szCs w:val="15"/>
+            </w:rPr>
+            <w:fldChar w:fldCharType="begin"/>
+          </w:r>
+          <w:r>
+            <w:rPr>
+              <w:rFonts w:ascii="Avenir Next" w:hAnsi="Avenir Next" w:cs="Avenir Next" w:eastAsia="Avenir Next"/>
+              <w:color w:val="5A5F66"/>
+              <w:sz w:val="15"/>
+              <w:szCs w:val="15"/>
+            </w:rPr>
+            <w:instrText xml:space="preserve"> NUMPAGES </w:instrText>
+          </w:r>
+          <w:r>
+            <w:rPr>
+              <w:rFonts w:ascii="Avenir Next" w:hAnsi="Avenir Next" w:cs="Avenir Next" w:eastAsia="Avenir Next"/>
+              <w:color w:val="5A5F66"/>
+              <w:sz w:val="15"/>
+              <w:szCs w:val="15"/>
+            </w:rPr>
+            <w:fldChar w:fldCharType="separate"/>
+          </w:r>
+          <w:r>
+            <w:rPr>
+              <w:rFonts w:ascii="Avenir Next" w:hAnsi="Avenir Next" w:cs="Avenir Next" w:eastAsia="Avenir Next"/>
+              <w:color w:val="5A5F66"/>
+              <w:sz w:val="15"/>
+              <w:szCs w:val="15"/>
+            </w:rPr>
+            <w:t xml:space="preserve">1</w:t>
+          </w:r>
+          <w:r>
+            <w:rPr>
+              <w:rFonts w:ascii="Avenir Next" w:hAnsi="Avenir Next" w:cs="Avenir Next" w:eastAsia="Avenir Next"/>
+              <w:color w:val="5A5F66"/>
+              <w:sz w:val="15"/>
+              <w:szCs w:val="15"/>
+            </w:rPr>
+            <w:fldChar w:fldCharType="end"/>
           </w:r>
         </w:p>
       </w:tc>
@@ -4673,5 +4780,23 @@
       </w:tblCellMar>
     </w:tblPr>
   </w:style>
+  <w:style w:type="paragraph" w:styleId="Heading1">
+    <w:name w:val="heading 1"/>
+    <w:basedOn w:val="Normal"/>
+    <w:pPr>
+      <w:outlineLvl w:val="0"/>
+      <w:keepNext w:val="0"/>
+      <w:keepLines w:val="0"/>
+    </w:pPr>
+  </w:style>
+  <w:style w:type="paragraph" w:styleId="Heading2">
+    <w:name w:val="heading 2"/>
+    <w:basedOn w:val="Normal"/>
+    <w:pPr>
+      <w:outlineLvl w:val="1"/>
+      <w:keepNext w:val="0"/>
+      <w:keepLines w:val="0"/>
+    </w:pPr>
+  </w:style>
 </w:styles>
 </file>